--- a/AE_2T_DI_PabloMartinTomasi.docx
+++ b/AE_2T_DI_PabloMartinTomasi.docx
@@ -1,6 +1,6 @@
 
 <file path=word/document.xml><?xml version="1.0" encoding="utf-8"?>
-<w:document xmlns:wpc="http://schemas.microsoft.com/office/word/2010/wordprocessingCanvas" xmlns:cx="http://schemas.microsoft.com/office/drawing/2014/chartex" xmlns:cx1="http://schemas.microsoft.com/office/drawing/2015/9/8/chartex" xmlns:cx2="http://schemas.microsoft.com/office/drawing/2015/10/21/chartex" xmlns:cx3="http://schemas.microsoft.com/office/drawing/2016/5/9/chartex" xmlns:cx4="http://schemas.microsoft.com/office/drawing/2016/5/10/chartex" xmlns:cx5="http://schemas.microsoft.com/office/drawing/2016/5/11/chartex" xmlns:cx6="http://schemas.microsoft.com/office/drawing/2016/5/12/chartex" xmlns:cx7="http://schemas.microsoft.com/office/drawing/2016/5/13/chartex" xmlns:cx8="http://schemas.microsoft.com/office/drawing/2016/5/14/chartex" xmlns:mc="http://schemas.openxmlformats.org/markup-compatibility/2006" xmlns:aink="http://schemas.microsoft.com/office/drawing/2016/ink" xmlns:am3d="http://schemas.microsoft.com/office/drawing/2017/model3d" xmlns:o="urn:schemas-microsoft-com:office:office" xmlns:oel="http://schemas.microsoft.com/office/2019/extlst" xmlns:r="http://schemas.openxmlformats.org/officeDocument/2006/relationships" xmlns:m="http://schemas.openxmlformats.org/officeDocument/2006/math" xmlns:v="urn:schemas-microsoft-com:vml" xmlns:wp14="http://schemas.microsoft.com/office/word/2010/wordprocessingDrawing" xmlns:wp="http://schemas.openxmlformats.org/drawingml/2006/wordprocessingDrawing" xmlns:w10="urn:schemas-microsoft-com:office:word" xmlns:w="http://schemas.openxmlformats.org/wordprocessingml/2006/main" xmlns:w14="http://schemas.microsoft.com/office/word/2010/wordml" xmlns:w15="http://schemas.microsoft.com/office/word/2012/wordml" xmlns:w16cex="http://schemas.microsoft.com/office/word/2018/wordml/cex" xmlns:w16cid="http://schemas.microsoft.com/office/word/2016/wordml/cid" xmlns:w16="http://schemas.microsoft.com/office/word/2018/wordml" xmlns:w16sdtdh="http://schemas.microsoft.com/office/word/2020/wordml/sdtdatahash" xmlns:w16se="http://schemas.microsoft.com/office/word/2015/wordml/symex" xmlns:wpg="http://schemas.microsoft.com/office/word/2010/wordprocessingGroup" xmlns:wpi="http://schemas.microsoft.com/office/word/2010/wordprocessingInk" xmlns:wne="http://schemas.microsoft.com/office/word/2006/wordml" xmlns:wps="http://schemas.microsoft.com/office/word/2010/wordprocessingShape" mc:Ignorable="w14 w15 w16se w16cid w16 w16cex w16sdtdh wp14">
+<w:document xmlns:wpc="http://schemas.microsoft.com/office/word/2010/wordprocessingCanvas" xmlns:cx="http://schemas.microsoft.com/office/drawing/2014/chartex" xmlns:cx1="http://schemas.microsoft.com/office/drawing/2015/9/8/chartex" xmlns:cx2="http://schemas.microsoft.com/office/drawing/2015/10/21/chartex" xmlns:cx3="http://schemas.microsoft.com/office/drawing/2016/5/9/chartex" xmlns:cx4="http://schemas.microsoft.com/office/drawing/2016/5/10/chartex" xmlns:cx5="http://schemas.microsoft.com/office/drawing/2016/5/11/chartex" xmlns:cx6="http://schemas.microsoft.com/office/drawing/2016/5/12/chartex" xmlns:cx7="http://schemas.microsoft.com/office/drawing/2016/5/13/chartex" xmlns:cx8="http://schemas.microsoft.com/office/drawing/2016/5/14/chartex" xmlns:mc="http://schemas.openxmlformats.org/markup-compatibility/2006" xmlns:aink="http://schemas.microsoft.com/office/drawing/2016/ink" xmlns:am3d="http://schemas.microsoft.com/office/drawing/2017/model3d" xmlns:o="urn:schemas-microsoft-com:office:office" xmlns:oel="http://schemas.microsoft.com/office/2019/extlst" xmlns:r="http://schemas.openxmlformats.org/officeDocument/2006/relationships" xmlns:m="http://schemas.openxmlformats.org/officeDocument/2006/math" xmlns:v="urn:schemas-microsoft-com:vml" xmlns:wp14="http://schemas.microsoft.com/office/word/2010/wordprocessingDrawing" xmlns:wp="http://schemas.openxmlformats.org/drawingml/2006/wordprocessingDrawing" xmlns:w10="urn:schemas-microsoft-com:office:word" xmlns:w="http://schemas.openxmlformats.org/wordprocessingml/2006/main" xmlns:w14="http://schemas.microsoft.com/office/word/2010/wordml" xmlns:w15="http://schemas.microsoft.com/office/word/2012/wordml" xmlns:w16cex="http://schemas.microsoft.com/office/word/2018/wordml/cex" xmlns:w16cid="http://schemas.microsoft.com/office/word/2016/wordml/cid" xmlns:w16="http://schemas.microsoft.com/office/word/2018/wordml" xmlns:w16du="http://schemas.microsoft.com/office/word/2023/wordml/word16du" xmlns:w16sdtdh="http://schemas.microsoft.com/office/word/2020/wordml/sdtdatahash" xmlns:w16sdtfl="http://schemas.microsoft.com/office/word/2024/wordml/sdtformatlock" xmlns:w16se="http://schemas.microsoft.com/office/word/2015/wordml/symex" xmlns:wpg="http://schemas.microsoft.com/office/word/2010/wordprocessingGroup" xmlns:wpi="http://schemas.microsoft.com/office/word/2010/wordprocessingInk" xmlns:wne="http://schemas.microsoft.com/office/word/2006/wordml" xmlns:wps="http://schemas.microsoft.com/office/word/2010/wordprocessingShape" mc:Ignorable="w14 w15 w16se w16cid w16 w16cex w16sdtdh w16sdtfl w16du wp14">
   <w:body>
     <w:sdt>
       <w:sdtPr>
@@ -114,38 +114,7 @@
                                           <w:sz w:val="84"/>
                                           <w:szCs w:val="84"/>
                                         </w:rPr>
-                                        <w:t xml:space="preserve">ACTIVIDAD EVALUABLE DI 2T– Diseño de interfaz web para el </w:t>
-                                      </w:r>
-                                      <w:proofErr w:type="spellStart"/>
-                                      <w:proofErr w:type="gramStart"/>
-                                      <w:r>
-                                        <w:rPr>
-                                          <w:rFonts w:asciiTheme="majorHAnsi" w:eastAsiaTheme="majorEastAsia" w:hAnsiTheme="majorHAnsi" w:cstheme="majorBidi"/>
-                                          <w:color w:val="FFFFFF" w:themeColor="background1"/>
-                                          <w:sz w:val="84"/>
-                                          <w:szCs w:val="84"/>
-                                        </w:rPr>
-                                        <w:t>proyecto“</w:t>
-                                      </w:r>
-                                      <w:proofErr w:type="gramEnd"/>
-                                      <w:r>
-                                        <w:rPr>
-                                          <w:rFonts w:asciiTheme="majorHAnsi" w:eastAsiaTheme="majorEastAsia" w:hAnsiTheme="majorHAnsi" w:cstheme="majorBidi"/>
-                                          <w:color w:val="FFFFFF" w:themeColor="background1"/>
-                                          <w:sz w:val="84"/>
-                                          <w:szCs w:val="84"/>
-                                        </w:rPr>
-                                        <w:t>PSP</w:t>
-                                      </w:r>
-                                      <w:proofErr w:type="spellEnd"/>
-                                      <w:r>
-                                        <w:rPr>
-                                          <w:rFonts w:asciiTheme="majorHAnsi" w:eastAsiaTheme="majorEastAsia" w:hAnsiTheme="majorHAnsi" w:cstheme="majorBidi"/>
-                                          <w:color w:val="FFFFFF" w:themeColor="background1"/>
-                                          <w:sz w:val="84"/>
-                                          <w:szCs w:val="84"/>
-                                        </w:rPr>
-                                        <w:t xml:space="preserve"> + Digitalización + Sostenibilidad”</w:t>
+                                        <w:t>ACTIVIDAD EVALUABLE DI 2T– Diseño de interfaz web para el proyecto“PSP + Digitalización + Sostenibilidad”</w:t>
                                       </w:r>
                                     </w:p>
                                   </w:sdtContent>
@@ -432,38 +401,7 @@
                                     <w:sz w:val="84"/>
                                     <w:szCs w:val="84"/>
                                   </w:rPr>
-                                  <w:t xml:space="preserve">ACTIVIDAD EVALUABLE DI 2T– Diseño de interfaz web para el </w:t>
-                                </w:r>
-                                <w:proofErr w:type="spellStart"/>
-                                <w:proofErr w:type="gramStart"/>
-                                <w:r>
-                                  <w:rPr>
-                                    <w:rFonts w:asciiTheme="majorHAnsi" w:eastAsiaTheme="majorEastAsia" w:hAnsiTheme="majorHAnsi" w:cstheme="majorBidi"/>
-                                    <w:color w:val="FFFFFF" w:themeColor="background1"/>
-                                    <w:sz w:val="84"/>
-                                    <w:szCs w:val="84"/>
-                                  </w:rPr>
-                                  <w:t>proyecto“</w:t>
-                                </w:r>
-                                <w:proofErr w:type="gramEnd"/>
-                                <w:r>
-                                  <w:rPr>
-                                    <w:rFonts w:asciiTheme="majorHAnsi" w:eastAsiaTheme="majorEastAsia" w:hAnsiTheme="majorHAnsi" w:cstheme="majorBidi"/>
-                                    <w:color w:val="FFFFFF" w:themeColor="background1"/>
-                                    <w:sz w:val="84"/>
-                                    <w:szCs w:val="84"/>
-                                  </w:rPr>
-                                  <w:t>PSP</w:t>
-                                </w:r>
-                                <w:proofErr w:type="spellEnd"/>
-                                <w:r>
-                                  <w:rPr>
-                                    <w:rFonts w:asciiTheme="majorHAnsi" w:eastAsiaTheme="majorEastAsia" w:hAnsiTheme="majorHAnsi" w:cstheme="majorBidi"/>
-                                    <w:color w:val="FFFFFF" w:themeColor="background1"/>
-                                    <w:sz w:val="84"/>
-                                    <w:szCs w:val="84"/>
-                                  </w:rPr>
-                                  <w:t xml:space="preserve"> + Digitalización + Sostenibilidad”</w:t>
+                                  <w:t>ACTIVIDAD EVALUABLE DI 2T– Diseño de interfaz web para el proyecto“PSP + Digitalización + Sostenibilidad”</w:t>
                                 </w:r>
                               </w:p>
                             </w:sdtContent>
@@ -683,7 +621,7 @@
           <w:r>
             <w:fldChar w:fldCharType="separate"/>
           </w:r>
-          <w:hyperlink w:anchor="_Toc219981109" w:history="1">
+          <w:hyperlink w:anchor="_Toc220001000" w:history="1">
             <w:r>
               <w:rPr>
                 <w:rStyle w:val="Hipervnculo"/>
@@ -710,7 +648,7 @@
                 <w:noProof/>
                 <w:webHidden/>
               </w:rPr>
-              <w:instrText xml:space="preserve"> PAGEREF _Toc219981109 \h </w:instrText>
+              <w:instrText xml:space="preserve"> PAGEREF _Toc220001000 \h </w:instrText>
             </w:r>
             <w:r>
               <w:rPr>
@@ -753,7 +691,7 @@
               <w:lang w:eastAsia="es-ES"/>
             </w:rPr>
           </w:pPr>
-          <w:hyperlink w:anchor="_Toc219981110" w:history="1">
+          <w:hyperlink w:anchor="_Toc220001001" w:history="1">
             <w:r>
               <w:rPr>
                 <w:rStyle w:val="Hipervnculo"/>
@@ -780,7 +718,7 @@
                 <w:noProof/>
                 <w:webHidden/>
               </w:rPr>
-              <w:instrText xml:space="preserve"> PAGEREF _Toc219981110 \h </w:instrText>
+              <w:instrText xml:space="preserve"> PAGEREF _Toc220001001 \h </w:instrText>
             </w:r>
             <w:r>
               <w:rPr>
@@ -800,7 +738,7 @@
                 <w:noProof/>
                 <w:webHidden/>
               </w:rPr>
-              <w:t>6</w:t>
+              <w:t>7</w:t>
             </w:r>
             <w:r>
               <w:rPr>
@@ -823,7 +761,7 @@
               <w:lang w:eastAsia="es-ES"/>
             </w:rPr>
           </w:pPr>
-          <w:hyperlink w:anchor="_Toc219981111" w:history="1">
+          <w:hyperlink w:anchor="_Toc220001002" w:history="1">
             <w:r>
               <w:rPr>
                 <w:rStyle w:val="Hipervnculo"/>
@@ -850,7 +788,7 @@
                 <w:noProof/>
                 <w:webHidden/>
               </w:rPr>
-              <w:instrText xml:space="preserve"> PAGEREF _Toc219981111 \h </w:instrText>
+              <w:instrText xml:space="preserve"> PAGEREF _Toc220001002 \h </w:instrText>
             </w:r>
             <w:r>
               <w:rPr>
@@ -870,7 +808,7 @@
                 <w:noProof/>
                 <w:webHidden/>
               </w:rPr>
-              <w:t>7</w:t>
+              <w:t>8</w:t>
             </w:r>
             <w:r>
               <w:rPr>
@@ -893,7 +831,7 @@
               <w:lang w:eastAsia="es-ES"/>
             </w:rPr>
           </w:pPr>
-          <w:hyperlink w:anchor="_Toc219981112" w:history="1">
+          <w:hyperlink w:anchor="_Toc220001003" w:history="1">
             <w:r>
               <w:rPr>
                 <w:rStyle w:val="Hipervnculo"/>
@@ -920,7 +858,7 @@
                 <w:noProof/>
                 <w:webHidden/>
               </w:rPr>
-              <w:instrText xml:space="preserve"> PAGEREF _Toc219981112 \h </w:instrText>
+              <w:instrText xml:space="preserve"> PAGEREF _Toc220001003 \h </w:instrText>
             </w:r>
             <w:r>
               <w:rPr>
@@ -940,7 +878,7 @@
                 <w:noProof/>
                 <w:webHidden/>
               </w:rPr>
-              <w:t>9</w:t>
+              <w:t>10</w:t>
             </w:r>
             <w:r>
               <w:rPr>
@@ -963,7 +901,7 @@
               <w:lang w:eastAsia="es-ES"/>
             </w:rPr>
           </w:pPr>
-          <w:hyperlink w:anchor="_Toc219981113" w:history="1">
+          <w:hyperlink w:anchor="_Toc220001004" w:history="1">
             <w:r>
               <w:rPr>
                 <w:rStyle w:val="Hipervnculo"/>
@@ -990,7 +928,7 @@
                 <w:noProof/>
                 <w:webHidden/>
               </w:rPr>
-              <w:instrText xml:space="preserve"> PAGEREF _Toc219981113 \h </w:instrText>
+              <w:instrText xml:space="preserve"> PAGEREF _Toc220001004 \h </w:instrText>
             </w:r>
             <w:r>
               <w:rPr>
@@ -1010,7 +948,7 @@
                 <w:noProof/>
                 <w:webHidden/>
               </w:rPr>
-              <w:t>10</w:t>
+              <w:t>11</w:t>
             </w:r>
             <w:r>
               <w:rPr>
@@ -1033,7 +971,7 @@
               <w:lang w:eastAsia="es-ES"/>
             </w:rPr>
           </w:pPr>
-          <w:hyperlink w:anchor="_Toc219981114" w:history="1">
+          <w:hyperlink w:anchor="_Toc220001005" w:history="1">
             <w:r>
               <w:rPr>
                 <w:rStyle w:val="Hipervnculo"/>
@@ -1060,7 +998,7 @@
                 <w:noProof/>
                 <w:webHidden/>
               </w:rPr>
-              <w:instrText xml:space="preserve"> PAGEREF _Toc219981114 \h </w:instrText>
+              <w:instrText xml:space="preserve"> PAGEREF _Toc220001005 \h </w:instrText>
             </w:r>
             <w:r>
               <w:rPr>
@@ -1080,7 +1018,7 @@
                 <w:noProof/>
                 <w:webHidden/>
               </w:rPr>
-              <w:t>10</w:t>
+              <w:t>11</w:t>
             </w:r>
             <w:r>
               <w:rPr>
@@ -1103,7 +1041,7 @@
               <w:lang w:eastAsia="es-ES"/>
             </w:rPr>
           </w:pPr>
-          <w:hyperlink w:anchor="_Toc219981115" w:history="1">
+          <w:hyperlink w:anchor="_Toc220001006" w:history="1">
             <w:r>
               <w:rPr>
                 <w:rStyle w:val="Hipervnculo"/>
@@ -1130,7 +1068,7 @@
                 <w:noProof/>
                 <w:webHidden/>
               </w:rPr>
-              <w:instrText xml:space="preserve"> PAGEREF _Toc219981115 \h </w:instrText>
+              <w:instrText xml:space="preserve"> PAGEREF _Toc220001006 \h </w:instrText>
             </w:r>
             <w:r>
               <w:rPr>
@@ -1150,7 +1088,7 @@
                 <w:noProof/>
                 <w:webHidden/>
               </w:rPr>
-              <w:t>10</w:t>
+              <w:t>11</w:t>
             </w:r>
             <w:r>
               <w:rPr>
@@ -1173,7 +1111,7 @@
               <w:lang w:eastAsia="es-ES"/>
             </w:rPr>
           </w:pPr>
-          <w:hyperlink w:anchor="_Toc219981116" w:history="1">
+          <w:hyperlink w:anchor="_Toc220001007" w:history="1">
             <w:r>
               <w:rPr>
                 <w:rStyle w:val="Hipervnculo"/>
@@ -1200,7 +1138,7 @@
                 <w:noProof/>
                 <w:webHidden/>
               </w:rPr>
-              <w:instrText xml:space="preserve"> PAGEREF _Toc219981116 \h </w:instrText>
+              <w:instrText xml:space="preserve"> PAGEREF _Toc220001007 \h </w:instrText>
             </w:r>
             <w:r>
               <w:rPr>
@@ -1220,7 +1158,7 @@
                 <w:noProof/>
                 <w:webHidden/>
               </w:rPr>
-              <w:t>11</w:t>
+              <w:t>12</w:t>
             </w:r>
             <w:r>
               <w:rPr>
@@ -1243,7 +1181,7 @@
               <w:lang w:eastAsia="es-ES"/>
             </w:rPr>
           </w:pPr>
-          <w:hyperlink w:anchor="_Toc219981117" w:history="1">
+          <w:hyperlink w:anchor="_Toc220001008" w:history="1">
             <w:r>
               <w:rPr>
                 <w:rStyle w:val="Hipervnculo"/>
@@ -1270,7 +1208,7 @@
                 <w:noProof/>
                 <w:webHidden/>
               </w:rPr>
-              <w:instrText xml:space="preserve"> PAGEREF _Toc219981117 \h </w:instrText>
+              <w:instrText xml:space="preserve"> PAGEREF _Toc220001008 \h </w:instrText>
             </w:r>
             <w:r>
               <w:rPr>
@@ -1290,7 +1228,7 @@
                 <w:noProof/>
                 <w:webHidden/>
               </w:rPr>
-              <w:t>11</w:t>
+              <w:t>12</w:t>
             </w:r>
             <w:r>
               <w:rPr>
@@ -1313,7 +1251,7 @@
               <w:lang w:eastAsia="es-ES"/>
             </w:rPr>
           </w:pPr>
-          <w:hyperlink w:anchor="_Toc219981118" w:history="1">
+          <w:hyperlink w:anchor="_Toc220001009" w:history="1">
             <w:r>
               <w:rPr>
                 <w:rStyle w:val="Hipervnculo"/>
@@ -1340,7 +1278,7 @@
                 <w:noProof/>
                 <w:webHidden/>
               </w:rPr>
-              <w:instrText xml:space="preserve"> PAGEREF _Toc219981118 \h </w:instrText>
+              <w:instrText xml:space="preserve"> PAGEREF _Toc220001009 \h </w:instrText>
             </w:r>
             <w:r>
               <w:rPr>
@@ -1360,7 +1298,7 @@
                 <w:noProof/>
                 <w:webHidden/>
               </w:rPr>
-              <w:t>11</w:t>
+              <w:t>12</w:t>
             </w:r>
             <w:r>
               <w:rPr>
@@ -1383,7 +1321,7 @@
               <w:lang w:eastAsia="es-ES"/>
             </w:rPr>
           </w:pPr>
-          <w:hyperlink w:anchor="_Toc219981119" w:history="1">
+          <w:hyperlink w:anchor="_Toc220001010" w:history="1">
             <w:r>
               <w:rPr>
                 <w:rStyle w:val="Hipervnculo"/>
@@ -1410,7 +1348,7 @@
                 <w:noProof/>
                 <w:webHidden/>
               </w:rPr>
-              <w:instrText xml:space="preserve"> PAGEREF _Toc219981119 \h </w:instrText>
+              <w:instrText xml:space="preserve"> PAGEREF _Toc220001010 \h </w:instrText>
             </w:r>
             <w:r>
               <w:rPr>
@@ -1430,7 +1368,7 @@
                 <w:noProof/>
                 <w:webHidden/>
               </w:rPr>
-              <w:t>11</w:t>
+              <w:t>12</w:t>
             </w:r>
             <w:r>
               <w:rPr>
@@ -1453,7 +1391,7 @@
               <w:lang w:eastAsia="es-ES"/>
             </w:rPr>
           </w:pPr>
-          <w:hyperlink w:anchor="_Toc219981120" w:history="1">
+          <w:hyperlink w:anchor="_Toc220001011" w:history="1">
             <w:r>
               <w:rPr>
                 <w:rStyle w:val="Hipervnculo"/>
@@ -1480,7 +1418,7 @@
                 <w:noProof/>
                 <w:webHidden/>
               </w:rPr>
-              <w:instrText xml:space="preserve"> PAGEREF _Toc219981120 \h </w:instrText>
+              <w:instrText xml:space="preserve"> PAGEREF _Toc220001011 \h </w:instrText>
             </w:r>
             <w:r>
               <w:rPr>
@@ -1500,7 +1438,7 @@
                 <w:noProof/>
                 <w:webHidden/>
               </w:rPr>
-              <w:t>12</w:t>
+              <w:t>13</w:t>
             </w:r>
             <w:r>
               <w:rPr>
@@ -1523,7 +1461,7 @@
               <w:lang w:eastAsia="es-ES"/>
             </w:rPr>
           </w:pPr>
-          <w:hyperlink w:anchor="_Toc219981121" w:history="1">
+          <w:hyperlink w:anchor="_Toc220001012" w:history="1">
             <w:r>
               <w:rPr>
                 <w:rStyle w:val="Hipervnculo"/>
@@ -1550,7 +1488,7 @@
                 <w:noProof/>
                 <w:webHidden/>
               </w:rPr>
-              <w:instrText xml:space="preserve"> PAGEREF _Toc219981121 \h </w:instrText>
+              <w:instrText xml:space="preserve"> PAGEREF _Toc220001012 \h </w:instrText>
             </w:r>
             <w:r>
               <w:rPr>
@@ -1570,7 +1508,7 @@
                 <w:noProof/>
                 <w:webHidden/>
               </w:rPr>
-              <w:t>13</w:t>
+              <w:t>14</w:t>
             </w:r>
             <w:r>
               <w:rPr>
@@ -1593,7 +1531,7 @@
               <w:lang w:eastAsia="es-ES"/>
             </w:rPr>
           </w:pPr>
-          <w:hyperlink w:anchor="_Toc219981122" w:history="1">
+          <w:hyperlink w:anchor="_Toc220001013" w:history="1">
             <w:r>
               <w:rPr>
                 <w:rStyle w:val="Hipervnculo"/>
@@ -1620,7 +1558,7 @@
                 <w:noProof/>
                 <w:webHidden/>
               </w:rPr>
-              <w:instrText xml:space="preserve"> PAGEREF _Toc219981122 \h </w:instrText>
+              <w:instrText xml:space="preserve"> PAGEREF _Toc220001013 \h </w:instrText>
             </w:r>
             <w:r>
               <w:rPr>
@@ -1640,7 +1578,7 @@
                 <w:noProof/>
                 <w:webHidden/>
               </w:rPr>
-              <w:t>14</w:t>
+              <w:t>15</w:t>
             </w:r>
             <w:r>
               <w:rPr>
@@ -1663,7 +1601,7 @@
               <w:lang w:eastAsia="es-ES"/>
             </w:rPr>
           </w:pPr>
-          <w:hyperlink w:anchor="_Toc219981123" w:history="1">
+          <w:hyperlink w:anchor="_Toc220001014" w:history="1">
             <w:r>
               <w:rPr>
                 <w:rStyle w:val="Hipervnculo"/>
@@ -1690,7 +1628,7 @@
                 <w:noProof/>
                 <w:webHidden/>
               </w:rPr>
-              <w:instrText xml:space="preserve"> PAGEREF _Toc219981123 \h </w:instrText>
+              <w:instrText xml:space="preserve"> PAGEREF _Toc220001014 \h </w:instrText>
             </w:r>
             <w:r>
               <w:rPr>
@@ -1710,7 +1648,7 @@
                 <w:noProof/>
                 <w:webHidden/>
               </w:rPr>
-              <w:t>14</w:t>
+              <w:t>15</w:t>
             </w:r>
             <w:r>
               <w:rPr>
@@ -1741,20 +1679,15 @@
       <w:pPr>
         <w:pStyle w:val="Ttulo1"/>
       </w:pPr>
-      <w:bookmarkStart w:id="0" w:name="_Toc219981109"/>
+      <w:bookmarkStart w:id="0" w:name="_Toc220001000"/>
       <w:r>
         <w:lastRenderedPageBreak/>
         <w:t>JavaScript</w:t>
       </w:r>
       <w:r>
-        <w:t xml:space="preserve"> de </w:t>
-      </w:r>
-      <w:proofErr w:type="spellStart"/>
-      <w:r>
-        <w:t>listarIndicador</w:t>
+        <w:t xml:space="preserve"> de listarIndicador</w:t>
       </w:r>
       <w:bookmarkEnd w:id="0"/>
-      <w:proofErr w:type="spellEnd"/>
     </w:p>
     <w:p>
       <w:pPr>
@@ -1873,54 +1806,8 @@
           <w:sz w:val="22"/>
           <w:szCs w:val="22"/>
         </w:rPr>
-        <w:t xml:space="preserve">Aquí se carga las variables para poder sacar los datos </w:t>
-      </w:r>
-      <w:proofErr w:type="gramStart"/>
-      <w:r>
-        <w:rPr>
-          <w:rFonts w:ascii="Times New Roman" w:hAnsi="Times New Roman" w:cs="Times New Roman"/>
-          <w:sz w:val="22"/>
-          <w:szCs w:val="22"/>
-        </w:rPr>
-        <w:t>de la api</w:t>
-      </w:r>
-      <w:proofErr w:type="gramEnd"/>
-      <w:r>
-        <w:rPr>
-          <w:rFonts w:ascii="Times New Roman" w:hAnsi="Times New Roman" w:cs="Times New Roman"/>
-          <w:sz w:val="22"/>
-          <w:szCs w:val="22"/>
-        </w:rPr>
-        <w:t xml:space="preserve"> con </w:t>
-      </w:r>
-      <w:proofErr w:type="spellStart"/>
-      <w:r>
-        <w:rPr>
-          <w:rFonts w:ascii="Times New Roman" w:hAnsi="Times New Roman" w:cs="Times New Roman"/>
-          <w:sz w:val="22"/>
-          <w:szCs w:val="22"/>
-        </w:rPr>
-        <w:t>apiUrl</w:t>
-      </w:r>
-      <w:proofErr w:type="spellEnd"/>
-      <w:r>
-        <w:rPr>
-          <w:rFonts w:ascii="Times New Roman" w:hAnsi="Times New Roman" w:cs="Times New Roman"/>
-          <w:sz w:val="22"/>
-          <w:szCs w:val="22"/>
-        </w:rPr>
-        <w:t xml:space="preserve"> y los filtros con </w:t>
-      </w:r>
-      <w:proofErr w:type="spellStart"/>
-      <w:r>
-        <w:rPr>
-          <w:rFonts w:ascii="Times New Roman" w:hAnsi="Times New Roman" w:cs="Times New Roman"/>
-          <w:sz w:val="22"/>
-          <w:szCs w:val="22"/>
-        </w:rPr>
-        <w:t>indicadoresGlobal</w:t>
-      </w:r>
-      <w:proofErr w:type="spellEnd"/>
+        <w:t>Aquí se carga las variables para poder sacar los datos de la api con apiUrl y los filtros con indicadoresGlobal</w:t>
+      </w:r>
     </w:p>
     <w:p>
       <w:pPr>
@@ -1935,33 +1822,13 @@
           <w:szCs w:val="22"/>
         </w:rPr>
       </w:pPr>
-      <w:proofErr w:type="spellStart"/>
-      <w:proofErr w:type="gramStart"/>
-      <w:r>
-        <w:rPr>
-          <w:rFonts w:ascii="Times New Roman" w:hAnsi="Times New Roman" w:cs="Times New Roman"/>
-          <w:sz w:val="22"/>
-          <w:szCs w:val="22"/>
-        </w:rPr>
-        <w:t>cargarIndicadores</w:t>
-      </w:r>
-      <w:proofErr w:type="spellEnd"/>
-      <w:r>
-        <w:rPr>
-          <w:rFonts w:ascii="Times New Roman" w:hAnsi="Times New Roman" w:cs="Times New Roman"/>
-          <w:sz w:val="22"/>
-          <w:szCs w:val="22"/>
-        </w:rPr>
-        <w:t>(</w:t>
-      </w:r>
-      <w:proofErr w:type="gramEnd"/>
-      <w:r>
-        <w:rPr>
-          <w:rFonts w:ascii="Times New Roman" w:hAnsi="Times New Roman" w:cs="Times New Roman"/>
-          <w:sz w:val="22"/>
-          <w:szCs w:val="22"/>
-        </w:rPr>
-        <w:t>)</w:t>
+      <w:r>
+        <w:rPr>
+          <w:rFonts w:ascii="Times New Roman" w:hAnsi="Times New Roman" w:cs="Times New Roman"/>
+          <w:sz w:val="22"/>
+          <w:szCs w:val="22"/>
+        </w:rPr>
+        <w:t>cargarIndicadores()</w:t>
       </w:r>
     </w:p>
     <w:p>
@@ -2042,7 +1909,23 @@
           <w:sz w:val="22"/>
           <w:szCs w:val="22"/>
         </w:rPr>
-        <w:t>Esta función sirve para poder cargar los datos en la tabla, y que el usuario pueda ver todos lo indicadores para poder cargarlo.</w:t>
+        <w:t xml:space="preserve">Esta función </w:t>
+      </w:r>
+      <w:r>
+        <w:rPr>
+          <w:rFonts w:ascii="Times New Roman" w:hAnsi="Times New Roman" w:cs="Times New Roman"/>
+          <w:sz w:val="22"/>
+          <w:szCs w:val="22"/>
+        </w:rPr>
+        <w:t xml:space="preserve">obtiene los datos de la api usando “fetch”. Luego los datos que saca los almacena </w:t>
+      </w:r>
+      <w:r>
+        <w:rPr>
+          <w:rFonts w:ascii="Times New Roman" w:hAnsi="Times New Roman" w:cs="Times New Roman"/>
+          <w:sz w:val="22"/>
+          <w:szCs w:val="22"/>
+        </w:rPr>
+        <w:t>en la variable de indicadoresGlobal, para poder actualizar la interfaz de llenarSelects para los filtros y la de mostrarIndicadores para poder ver los indicadores en la tabla. Si no saca ningún dato se muestra en consola un error</w:t>
       </w:r>
     </w:p>
     <w:p>
@@ -2085,33 +1968,13 @@
           <w:szCs w:val="22"/>
         </w:rPr>
       </w:pPr>
-      <w:proofErr w:type="spellStart"/>
-      <w:proofErr w:type="gramStart"/>
-      <w:r>
-        <w:rPr>
-          <w:rFonts w:ascii="Times New Roman" w:hAnsi="Times New Roman" w:cs="Times New Roman"/>
-          <w:sz w:val="22"/>
-          <w:szCs w:val="22"/>
-        </w:rPr>
-        <w:t>mostrarIndicadores</w:t>
-      </w:r>
-      <w:proofErr w:type="spellEnd"/>
-      <w:r>
-        <w:rPr>
-          <w:rFonts w:ascii="Times New Roman" w:hAnsi="Times New Roman" w:cs="Times New Roman"/>
-          <w:sz w:val="22"/>
-          <w:szCs w:val="22"/>
-        </w:rPr>
-        <w:t>(</w:t>
-      </w:r>
-      <w:proofErr w:type="gramEnd"/>
-      <w:r>
-        <w:rPr>
-          <w:rFonts w:ascii="Times New Roman" w:hAnsi="Times New Roman" w:cs="Times New Roman"/>
-          <w:sz w:val="22"/>
-          <w:szCs w:val="22"/>
-        </w:rPr>
-        <w:t>)</w:t>
+      <w:r>
+        <w:rPr>
+          <w:rFonts w:ascii="Times New Roman" w:hAnsi="Times New Roman" w:cs="Times New Roman"/>
+          <w:sz w:val="22"/>
+          <w:szCs w:val="22"/>
+        </w:rPr>
+        <w:t>mostrarIndicadores()</w:t>
       </w:r>
     </w:p>
     <w:p>
@@ -2192,25 +2055,7 @@
           <w:sz w:val="22"/>
           <w:szCs w:val="22"/>
         </w:rPr>
-        <w:t xml:space="preserve">Esta función para poder ver en la tabla todos los indicadores en la tabla. Ya que gracias a un bucle </w:t>
-      </w:r>
-      <w:proofErr w:type="spellStart"/>
-      <w:r>
-        <w:rPr>
-          <w:rFonts w:ascii="Times New Roman" w:hAnsi="Times New Roman" w:cs="Times New Roman"/>
-          <w:sz w:val="22"/>
-          <w:szCs w:val="22"/>
-        </w:rPr>
-        <w:t>forEach</w:t>
-      </w:r>
-      <w:proofErr w:type="spellEnd"/>
-      <w:r>
-        <w:rPr>
-          <w:rFonts w:ascii="Times New Roman" w:hAnsi="Times New Roman" w:cs="Times New Roman"/>
-          <w:sz w:val="22"/>
-          <w:szCs w:val="22"/>
-        </w:rPr>
-        <w:t>, donde se imprime en la tabla todos los indicadores.</w:t>
+        <w:t>Esta función para poder ver en la tabla todos los indicadores en la tabla. Ya que gracias a un bucle forEach, donde se imprime en la tabla todos los indicadores.</w:t>
       </w:r>
       <w:r>
         <w:rPr>
@@ -2235,25 +2080,7 @@
           <w:sz w:val="22"/>
           <w:szCs w:val="22"/>
         </w:rPr>
-        <w:t xml:space="preserve"> </w:t>
-      </w:r>
-      <w:proofErr w:type="spellStart"/>
-      <w:r>
-        <w:rPr>
-          <w:rFonts w:ascii="Times New Roman" w:hAnsi="Times New Roman" w:cs="Times New Roman"/>
-          <w:sz w:val="22"/>
-          <w:szCs w:val="22"/>
-        </w:rPr>
-        <w:t>selecionado</w:t>
-      </w:r>
-      <w:proofErr w:type="spellEnd"/>
-      <w:r>
-        <w:rPr>
-          <w:rFonts w:ascii="Times New Roman" w:hAnsi="Times New Roman" w:cs="Times New Roman"/>
-          <w:sz w:val="22"/>
-          <w:szCs w:val="22"/>
-        </w:rPr>
-        <w:t>. Cuando el usuario haga clic le mandara a otra ventana para poder ver el informe</w:t>
+        <w:t xml:space="preserve"> selecionado. Cuando el usuario haga clic le mandara a otra ventana para poder ver el informe</w:t>
       </w:r>
     </w:p>
     <w:p>
@@ -2271,25 +2098,7 @@
           <w:sz w:val="22"/>
           <w:szCs w:val="22"/>
         </w:rPr>
-        <w:t xml:space="preserve">Luego al final de cada fila también hay 2 botones, el primer botón que tiene una imagen de un </w:t>
-      </w:r>
-      <w:proofErr w:type="spellStart"/>
-      <w:r>
-        <w:rPr>
-          <w:rFonts w:ascii="Times New Roman" w:hAnsi="Times New Roman" w:cs="Times New Roman"/>
-          <w:sz w:val="22"/>
-          <w:szCs w:val="22"/>
-        </w:rPr>
-        <w:t>lapiz</w:t>
-      </w:r>
-      <w:proofErr w:type="spellEnd"/>
-      <w:r>
-        <w:rPr>
-          <w:rFonts w:ascii="Times New Roman" w:hAnsi="Times New Roman" w:cs="Times New Roman"/>
-          <w:sz w:val="22"/>
-          <w:szCs w:val="22"/>
-        </w:rPr>
-        <w:t xml:space="preserve"> que sirve para poder editar. Cuando el usuario hace clic la manda a otra ventana con el ID ya seleccionado, y el usuario puede modificar los datos. El otro botón tiene el logo de </w:t>
+        <w:t xml:space="preserve">Luego al final de cada fila también hay 2 botones, el primer botón que tiene una imagen de un lapiz que sirve para poder editar. Cuando el usuario hace clic la manda a otra ventana con el ID ya seleccionado, y el usuario puede modificar los datos. El otro botón tiene el logo de </w:t>
       </w:r>
       <w:r>
         <w:rPr>
@@ -2346,8 +2155,6 @@
           <w:szCs w:val="22"/>
         </w:rPr>
       </w:pPr>
-      <w:proofErr w:type="spellStart"/>
-      <w:proofErr w:type="gramStart"/>
       <w:r>
         <w:rPr>
           <w:rFonts w:ascii="Times New Roman" w:hAnsi="Times New Roman" w:cs="Times New Roman"/>
@@ -2355,25 +2162,7 @@
           <w:szCs w:val="22"/>
         </w:rPr>
         <w:lastRenderedPageBreak/>
-        <w:t>verInformeIndicador</w:t>
-      </w:r>
-      <w:proofErr w:type="spellEnd"/>
-      <w:r>
-        <w:rPr>
-          <w:rFonts w:ascii="Times New Roman" w:hAnsi="Times New Roman" w:cs="Times New Roman"/>
-          <w:sz w:val="22"/>
-          <w:szCs w:val="22"/>
-        </w:rPr>
-        <w:t>(</w:t>
-      </w:r>
-      <w:proofErr w:type="gramEnd"/>
-      <w:r>
-        <w:rPr>
-          <w:rFonts w:ascii="Times New Roman" w:hAnsi="Times New Roman" w:cs="Times New Roman"/>
-          <w:sz w:val="22"/>
-          <w:szCs w:val="22"/>
-        </w:rPr>
-        <w:t>)</w:t>
+        <w:t>verInformeIndicador()</w:t>
       </w:r>
     </w:p>
     <w:p>
@@ -2480,33 +2269,13 @@
           <w:szCs w:val="22"/>
         </w:rPr>
       </w:pPr>
-      <w:proofErr w:type="spellStart"/>
-      <w:proofErr w:type="gramStart"/>
-      <w:r>
-        <w:rPr>
-          <w:rFonts w:ascii="Times New Roman" w:hAnsi="Times New Roman" w:cs="Times New Roman"/>
-          <w:sz w:val="22"/>
-          <w:szCs w:val="22"/>
-        </w:rPr>
-        <w:t>modificarIndicador</w:t>
-      </w:r>
-      <w:proofErr w:type="spellEnd"/>
-      <w:r>
-        <w:rPr>
-          <w:rFonts w:ascii="Times New Roman" w:hAnsi="Times New Roman" w:cs="Times New Roman"/>
-          <w:sz w:val="22"/>
-          <w:szCs w:val="22"/>
-        </w:rPr>
-        <w:t>(</w:t>
-      </w:r>
-      <w:proofErr w:type="gramEnd"/>
-      <w:r>
-        <w:rPr>
-          <w:rFonts w:ascii="Times New Roman" w:hAnsi="Times New Roman" w:cs="Times New Roman"/>
-          <w:sz w:val="22"/>
-          <w:szCs w:val="22"/>
-        </w:rPr>
-        <w:t>)</w:t>
+      <w:r>
+        <w:rPr>
+          <w:rFonts w:ascii="Times New Roman" w:hAnsi="Times New Roman" w:cs="Times New Roman"/>
+          <w:sz w:val="22"/>
+          <w:szCs w:val="22"/>
+        </w:rPr>
+        <w:t>modificarIndicador()</w:t>
       </w:r>
     </w:p>
     <w:p>
@@ -2587,18 +2356,8 @@
           <w:sz w:val="22"/>
           <w:szCs w:val="22"/>
         </w:rPr>
-        <w:t xml:space="preserve">Esta función, es la que sirve para poder modificar los datos del indicador. Ya que cuando el usuario hace clic en el lápiz, manda al usuario a una ventana, y ahí puede modificar los datos del indicador. Y el ID ya estará </w:t>
-      </w:r>
-      <w:proofErr w:type="spellStart"/>
-      <w:r>
-        <w:rPr>
-          <w:rFonts w:ascii="Times New Roman" w:hAnsi="Times New Roman" w:cs="Times New Roman"/>
-          <w:sz w:val="22"/>
-          <w:szCs w:val="22"/>
-        </w:rPr>
-        <w:t>selecionado</w:t>
-      </w:r>
-      <w:proofErr w:type="spellEnd"/>
+        <w:t>Esta función, es la que sirve para poder modificar los datos del indicador. Ya que cuando el usuario hace clic en el lápiz, manda al usuario a una ventana, y ahí puede modificar los datos del indicador. Y el ID ya estará selecionado</w:t>
+      </w:r>
     </w:p>
     <w:p>
       <w:pPr>
@@ -2623,33 +2382,13 @@
           <w:szCs w:val="22"/>
         </w:rPr>
       </w:pPr>
-      <w:proofErr w:type="spellStart"/>
-      <w:proofErr w:type="gramStart"/>
-      <w:r>
-        <w:rPr>
-          <w:rFonts w:ascii="Times New Roman" w:hAnsi="Times New Roman" w:cs="Times New Roman"/>
-          <w:sz w:val="22"/>
-          <w:szCs w:val="22"/>
-        </w:rPr>
-        <w:t>eliminarIndicador</w:t>
-      </w:r>
-      <w:proofErr w:type="spellEnd"/>
-      <w:r>
-        <w:rPr>
-          <w:rFonts w:ascii="Times New Roman" w:hAnsi="Times New Roman" w:cs="Times New Roman"/>
-          <w:sz w:val="22"/>
-          <w:szCs w:val="22"/>
-        </w:rPr>
-        <w:t>(</w:t>
-      </w:r>
-      <w:proofErr w:type="gramEnd"/>
-      <w:r>
-        <w:rPr>
-          <w:rFonts w:ascii="Times New Roman" w:hAnsi="Times New Roman" w:cs="Times New Roman"/>
-          <w:sz w:val="22"/>
-          <w:szCs w:val="22"/>
-        </w:rPr>
-        <w:t>)</w:t>
+      <w:r>
+        <w:rPr>
+          <w:rFonts w:ascii="Times New Roman" w:hAnsi="Times New Roman" w:cs="Times New Roman"/>
+          <w:sz w:val="22"/>
+          <w:szCs w:val="22"/>
+        </w:rPr>
+        <w:t>eliminarIndicador()</w:t>
       </w:r>
     </w:p>
     <w:p>
@@ -2763,7 +2502,6 @@
           <w:szCs w:val="22"/>
         </w:rPr>
       </w:pPr>
-      <w:proofErr w:type="gramStart"/>
       <w:r>
         <w:rPr>
           <w:rFonts w:ascii="Times New Roman" w:hAnsi="Times New Roman" w:cs="Times New Roman"/>
@@ -2771,16 +2509,7 @@
           <w:szCs w:val="22"/>
         </w:rPr>
         <w:lastRenderedPageBreak/>
-        <w:t>filtros(</w:t>
-      </w:r>
-      <w:proofErr w:type="gramEnd"/>
-      <w:r>
-        <w:rPr>
-          <w:rFonts w:ascii="Times New Roman" w:hAnsi="Times New Roman" w:cs="Times New Roman"/>
-          <w:sz w:val="22"/>
-          <w:szCs w:val="22"/>
-        </w:rPr>
-        <w:t>)</w:t>
+        <w:t>filtros()</w:t>
       </w:r>
     </w:p>
     <w:p>
@@ -2795,6 +2524,7 @@
       <w:r>
         <w:rPr>
           <w:rFonts w:ascii="Times New Roman" w:hAnsi="Times New Roman" w:cs="Times New Roman"/>
+          <w:noProof/>
           <w:sz w:val="22"/>
           <w:szCs w:val="22"/>
         </w:rPr>
@@ -2868,7 +2598,15 @@
           <w:sz w:val="22"/>
           <w:szCs w:val="22"/>
         </w:rPr>
-        <w:t xml:space="preserve"> es filtrar algunos datos de la tabla, donde el usuario puede seleccionar si quiere ver solo los tipos de indicador o solo el ámbito. O las dos cosas</w:t>
+        <w:t xml:space="preserve"> es filtrar algunos datos de la tabla, donde el usuario puede seleccionar si quiere ver solo los tipos de indicador o solo el ámbito</w:t>
+      </w:r>
+      <w:r>
+        <w:rPr>
+          <w:rFonts w:ascii="Times New Roman" w:hAnsi="Times New Roman" w:cs="Times New Roman"/>
+          <w:sz w:val="22"/>
+          <w:szCs w:val="22"/>
+        </w:rPr>
+        <w:t>, o enseña en la tabla solo los indicadores que tenga un tipo y un ámbito igual.</w:t>
       </w:r>
     </w:p>
     <w:p>
@@ -2902,33 +2640,13 @@
           <w:szCs w:val="22"/>
         </w:rPr>
       </w:pPr>
-      <w:proofErr w:type="spellStart"/>
-      <w:proofErr w:type="gramStart"/>
-      <w:r>
-        <w:rPr>
-          <w:rFonts w:ascii="Times New Roman" w:hAnsi="Times New Roman" w:cs="Times New Roman"/>
-          <w:sz w:val="22"/>
-          <w:szCs w:val="22"/>
-        </w:rPr>
-        <w:t>llenarSelects</w:t>
-      </w:r>
-      <w:proofErr w:type="spellEnd"/>
-      <w:r>
-        <w:rPr>
-          <w:rFonts w:ascii="Times New Roman" w:hAnsi="Times New Roman" w:cs="Times New Roman"/>
-          <w:sz w:val="22"/>
-          <w:szCs w:val="22"/>
-        </w:rPr>
-        <w:t>(</w:t>
-      </w:r>
-      <w:proofErr w:type="gramEnd"/>
-      <w:r>
-        <w:rPr>
-          <w:rFonts w:ascii="Times New Roman" w:hAnsi="Times New Roman" w:cs="Times New Roman"/>
-          <w:sz w:val="22"/>
-          <w:szCs w:val="22"/>
-        </w:rPr>
-        <w:t>)</w:t>
+      <w:r>
+        <w:rPr>
+          <w:rFonts w:ascii="Times New Roman" w:hAnsi="Times New Roman" w:cs="Times New Roman"/>
+          <w:sz w:val="22"/>
+          <w:szCs w:val="22"/>
+        </w:rPr>
+        <w:t>llenarSelects()</w:t>
       </w:r>
     </w:p>
     <w:p>
@@ -2943,6 +2661,7 @@
       <w:r>
         <w:rPr>
           <w:rFonts w:ascii="Times New Roman" w:hAnsi="Times New Roman" w:cs="Times New Roman"/>
+          <w:noProof/>
           <w:sz w:val="22"/>
           <w:szCs w:val="22"/>
         </w:rPr>
@@ -3008,77 +2727,58 @@
           <w:sz w:val="22"/>
           <w:szCs w:val="22"/>
         </w:rPr>
-        <w:t>Lo que hace esta función sirve para, poder sacar en el filtro todos los datos del ámbito y del tipo, para no tener que ponerlo a mano</w:t>
-      </w:r>
-    </w:p>
-    <w:p>
-      <w:pPr>
-        <w:pStyle w:val="Prrafodelista"/>
-      </w:pPr>
-      <w:r>
-        <w:rPr>
-          <w:rFonts w:ascii="Times New Roman" w:hAnsi="Times New Roman" w:cs="Times New Roman"/>
-          <w:sz w:val="22"/>
-          <w:szCs w:val="22"/>
-        </w:rPr>
-        <w:t xml:space="preserve">Gracias a que hay un bucle </w:t>
-      </w:r>
-      <w:proofErr w:type="spellStart"/>
-      <w:r>
-        <w:rPr>
-          <w:rFonts w:ascii="Times New Roman" w:hAnsi="Times New Roman" w:cs="Times New Roman"/>
-          <w:sz w:val="22"/>
-          <w:szCs w:val="22"/>
-        </w:rPr>
-        <w:t>forEach</w:t>
-      </w:r>
-      <w:proofErr w:type="spellEnd"/>
-      <w:r>
-        <w:rPr>
-          <w:rFonts w:ascii="Times New Roman" w:hAnsi="Times New Roman" w:cs="Times New Roman"/>
-          <w:sz w:val="22"/>
-          <w:szCs w:val="22"/>
-        </w:rPr>
-        <w:t xml:space="preserve"> y los saca todos en el </w:t>
-      </w:r>
-      <w:proofErr w:type="spellStart"/>
-      <w:r>
-        <w:rPr>
-          <w:rFonts w:ascii="Times New Roman" w:hAnsi="Times New Roman" w:cs="Times New Roman"/>
-          <w:sz w:val="22"/>
-          <w:szCs w:val="22"/>
-        </w:rPr>
-        <w:t>select</w:t>
-      </w:r>
-      <w:proofErr w:type="spellEnd"/>
+        <w:t xml:space="preserve">Lo que hace esta función, es llenar los selects con el buscle forEach, para el filtro. Ya que si la api, no estaría en funcionamiento ningún filtro funcionaria, y la única opción seria de “Todos”. Pero si la api esta en funcionamiento los select se llenan solo con los 2 </w:t>
+      </w:r>
+      <w:r>
+        <w:rPr>
+          <w:rFonts w:ascii="Times New Roman" w:hAnsi="Times New Roman" w:cs="Times New Roman"/>
+          <w:sz w:val="22"/>
+          <w:szCs w:val="22"/>
+        </w:rPr>
+        <w:lastRenderedPageBreak/>
+        <w:t>bucles de forEach. Ya que hay un bucle en tipo y ese bucle solo selecciona los tipos de la api en el select. También esta el segundo bucle forEach que es de ámbito, donde en el select solo se va a ver todos los ámbitos que hay en la api</w:t>
+      </w:r>
+    </w:p>
+    <w:p>
+      <w:pPr>
+        <w:rPr>
+          <w:rFonts w:ascii="Times New Roman" w:hAnsi="Times New Roman" w:cs="Times New Roman"/>
+          <w:sz w:val="22"/>
+          <w:szCs w:val="22"/>
+        </w:rPr>
+      </w:pPr>
+      <w:r>
+        <w:rPr>
+          <w:rFonts w:ascii="Times New Roman" w:hAnsi="Times New Roman" w:cs="Times New Roman"/>
+          <w:sz w:val="22"/>
+          <w:szCs w:val="22"/>
+        </w:rPr>
+        <w:br w:type="page"/>
+      </w:r>
     </w:p>
     <w:p>
       <w:pPr>
         <w:pStyle w:val="Ttulo1"/>
       </w:pPr>
-      <w:bookmarkStart w:id="1" w:name="_Toc219981110"/>
+      <w:bookmarkStart w:id="1" w:name="_Toc220001001"/>
       <w:r>
         <w:lastRenderedPageBreak/>
-        <w:t xml:space="preserve">JavaScript de </w:t>
-      </w:r>
-      <w:proofErr w:type="spellStart"/>
-      <w:r>
-        <w:t>agregarIndicador</w:t>
+        <w:t>JavaScript de agregarIndicador</w:t>
       </w:r>
       <w:bookmarkEnd w:id="1"/>
-      <w:proofErr w:type="spellEnd"/>
-    </w:p>
-    <w:p>
-      <w:pPr>
-        <w:rPr>
-          <w:rFonts w:ascii="Times New Roman" w:hAnsi="Times New Roman" w:cs="Times New Roman"/>
-          <w:sz w:val="22"/>
-          <w:szCs w:val="22"/>
-        </w:rPr>
-      </w:pPr>
-      <w:r>
-        <w:rPr>
-          <w:rFonts w:ascii="Times New Roman" w:hAnsi="Times New Roman" w:cs="Times New Roman"/>
+    </w:p>
+    <w:p>
+      <w:pPr>
+        <w:rPr>
+          <w:rFonts w:ascii="Times New Roman" w:hAnsi="Times New Roman" w:cs="Times New Roman"/>
+          <w:sz w:val="22"/>
+          <w:szCs w:val="22"/>
+        </w:rPr>
+      </w:pPr>
+      <w:r>
+        <w:rPr>
+          <w:rFonts w:ascii="Times New Roman" w:hAnsi="Times New Roman" w:cs="Times New Roman"/>
+          <w:noProof/>
           <w:sz w:val="22"/>
           <w:szCs w:val="22"/>
         </w:rPr>
@@ -3183,29 +2883,25 @@
       <w:pPr>
         <w:pStyle w:val="Ttulo1"/>
       </w:pPr>
-      <w:bookmarkStart w:id="2" w:name="_Toc219981111"/>
+      <w:bookmarkStart w:id="2" w:name="_Toc220001002"/>
       <w:r>
         <w:lastRenderedPageBreak/>
-        <w:t xml:space="preserve">JavaScript de </w:t>
-      </w:r>
-      <w:proofErr w:type="spellStart"/>
-      <w:r>
-        <w:t>actualizarIndicador</w:t>
+        <w:t>JavaScript de actualizarIndicador</w:t>
       </w:r>
       <w:bookmarkEnd w:id="2"/>
-      <w:proofErr w:type="spellEnd"/>
-    </w:p>
-    <w:p>
-      <w:pPr>
-        <w:rPr>
-          <w:rFonts w:ascii="Times New Roman" w:hAnsi="Times New Roman" w:cs="Times New Roman"/>
-          <w:sz w:val="22"/>
-          <w:szCs w:val="22"/>
-        </w:rPr>
-      </w:pPr>
-      <w:r>
-        <w:rPr>
-          <w:rFonts w:ascii="Times New Roman" w:hAnsi="Times New Roman" w:cs="Times New Roman"/>
+    </w:p>
+    <w:p>
+      <w:pPr>
+        <w:rPr>
+          <w:rFonts w:ascii="Times New Roman" w:hAnsi="Times New Roman" w:cs="Times New Roman"/>
+          <w:sz w:val="22"/>
+          <w:szCs w:val="22"/>
+        </w:rPr>
+      </w:pPr>
+      <w:r>
+        <w:rPr>
+          <w:rFonts w:ascii="Times New Roman" w:hAnsi="Times New Roman" w:cs="Times New Roman"/>
+          <w:noProof/>
           <w:sz w:val="22"/>
           <w:szCs w:val="22"/>
         </w:rPr>
@@ -3257,6 +2953,7 @@
       <w:r>
         <w:rPr>
           <w:rFonts w:ascii="Times New Roman" w:hAnsi="Times New Roman" w:cs="Times New Roman"/>
+          <w:noProof/>
           <w:sz w:val="22"/>
           <w:szCs w:val="22"/>
         </w:rPr>
@@ -3330,7 +3027,6 @@
         </w:rPr>
         <w:t xml:space="preserve">seleccionado. Primero se pilla el ID, ya que la función </w:t>
       </w:r>
-      <w:proofErr w:type="spellStart"/>
       <w:r>
         <w:rPr>
           <w:rFonts w:ascii="Times New Roman" w:hAnsi="Times New Roman" w:cs="Times New Roman"/>
@@ -3338,69 +3034,24 @@
           <w:szCs w:val="22"/>
         </w:rPr>
         <w:lastRenderedPageBreak/>
-        <w:t>init</w:t>
-      </w:r>
-      <w:proofErr w:type="spellEnd"/>
-      <w:r>
-        <w:rPr>
-          <w:rFonts w:ascii="Times New Roman" w:hAnsi="Times New Roman" w:cs="Times New Roman"/>
-          <w:sz w:val="22"/>
-          <w:szCs w:val="22"/>
-        </w:rPr>
-        <w:t xml:space="preserve"> pilla el ID. Si el ID se pilla bien hay un mensaje, y si no lo ha pillado hay un mensaje de error.</w:t>
-      </w:r>
-    </w:p>
-    <w:p>
-      <w:pPr>
-        <w:rPr>
-          <w:rFonts w:ascii="Times New Roman" w:hAnsi="Times New Roman" w:cs="Times New Roman"/>
-          <w:sz w:val="22"/>
-          <w:szCs w:val="22"/>
-        </w:rPr>
-      </w:pPr>
-      <w:r>
-        <w:rPr>
-          <w:rFonts w:ascii="Times New Roman" w:hAnsi="Times New Roman" w:cs="Times New Roman"/>
-          <w:sz w:val="22"/>
-          <w:szCs w:val="22"/>
-        </w:rPr>
-        <w:t xml:space="preserve">Después la función de </w:t>
-      </w:r>
-      <w:proofErr w:type="spellStart"/>
-      <w:r>
-        <w:rPr>
-          <w:rFonts w:ascii="Times New Roman" w:hAnsi="Times New Roman" w:cs="Times New Roman"/>
-          <w:sz w:val="22"/>
-          <w:szCs w:val="22"/>
-        </w:rPr>
-        <w:t>guardarIndicador</w:t>
-      </w:r>
-      <w:proofErr w:type="spellEnd"/>
-      <w:r>
-        <w:rPr>
-          <w:rFonts w:ascii="Times New Roman" w:hAnsi="Times New Roman" w:cs="Times New Roman"/>
-          <w:sz w:val="22"/>
-          <w:szCs w:val="22"/>
-        </w:rPr>
-        <w:t xml:space="preserve">, es lo mismo que la función que esta en el archivo de </w:t>
-      </w:r>
-      <w:proofErr w:type="spellStart"/>
-      <w:r>
-        <w:rPr>
-          <w:rFonts w:ascii="Times New Roman" w:hAnsi="Times New Roman" w:cs="Times New Roman"/>
-          <w:sz w:val="22"/>
-          <w:szCs w:val="22"/>
-        </w:rPr>
-        <w:t>agregarIndicador</w:t>
-      </w:r>
-      <w:proofErr w:type="spellEnd"/>
-      <w:r>
-        <w:rPr>
-          <w:rFonts w:ascii="Times New Roman" w:hAnsi="Times New Roman" w:cs="Times New Roman"/>
-          <w:sz w:val="22"/>
-          <w:szCs w:val="22"/>
-        </w:rPr>
-        <w:t>, pero solo cambia el enlace, que pilla el de actualizar y además el método es un PUT, y no el de POST</w:t>
+        <w:t>init pilla el ID. Si el ID se pilla bien hay un mensaje, y si no lo ha pillado hay un mensaje de error.</w:t>
+      </w:r>
+    </w:p>
+    <w:p>
+      <w:pPr>
+        <w:rPr>
+          <w:rFonts w:ascii="Times New Roman" w:hAnsi="Times New Roman" w:cs="Times New Roman"/>
+          <w:sz w:val="22"/>
+          <w:szCs w:val="22"/>
+        </w:rPr>
+      </w:pPr>
+      <w:r>
+        <w:rPr>
+          <w:rFonts w:ascii="Times New Roman" w:hAnsi="Times New Roman" w:cs="Times New Roman"/>
+          <w:sz w:val="22"/>
+          <w:szCs w:val="22"/>
+        </w:rPr>
+        <w:t>Después la función de guardarIndicador, es lo mismo que la función que esta en el archivo de agregarIndicador, pero solo cambia el enlace, que pilla el de actualizar y además el método es un PUT, y no el de POST</w:t>
       </w:r>
     </w:p>
     <w:p>
@@ -3433,29 +3084,25 @@
       <w:pPr>
         <w:pStyle w:val="Ttulo1"/>
       </w:pPr>
-      <w:bookmarkStart w:id="3" w:name="_Toc219981112"/>
+      <w:bookmarkStart w:id="3" w:name="_Toc220001003"/>
       <w:r>
         <w:lastRenderedPageBreak/>
-        <w:t xml:space="preserve">JavaScript de </w:t>
-      </w:r>
-      <w:proofErr w:type="spellStart"/>
-      <w:r>
-        <w:t>informeIndicador</w:t>
+        <w:t>JavaScript de informeIndicador</w:t>
       </w:r>
       <w:bookmarkEnd w:id="3"/>
-      <w:proofErr w:type="spellEnd"/>
-    </w:p>
-    <w:p>
-      <w:pPr>
-        <w:rPr>
-          <w:rFonts w:ascii="Times New Roman" w:hAnsi="Times New Roman" w:cs="Times New Roman"/>
-          <w:sz w:val="22"/>
-          <w:szCs w:val="22"/>
-        </w:rPr>
-      </w:pPr>
-      <w:r>
-        <w:rPr>
-          <w:rFonts w:ascii="Times New Roman" w:hAnsi="Times New Roman" w:cs="Times New Roman"/>
+    </w:p>
+    <w:p>
+      <w:pPr>
+        <w:rPr>
+          <w:rFonts w:ascii="Times New Roman" w:hAnsi="Times New Roman" w:cs="Times New Roman"/>
+          <w:sz w:val="22"/>
+          <w:szCs w:val="22"/>
+        </w:rPr>
+      </w:pPr>
+      <w:r>
+        <w:rPr>
+          <w:rFonts w:ascii="Times New Roman" w:hAnsi="Times New Roman" w:cs="Times New Roman"/>
+          <w:noProof/>
           <w:sz w:val="22"/>
           <w:szCs w:val="22"/>
         </w:rPr>
@@ -3507,6 +3154,7 @@
       <w:r>
         <w:rPr>
           <w:rFonts w:ascii="Times New Roman" w:hAnsi="Times New Roman" w:cs="Times New Roman"/>
+          <w:noProof/>
           <w:sz w:val="22"/>
           <w:szCs w:val="22"/>
         </w:rPr>
@@ -3561,25 +3209,7 @@
           <w:sz w:val="22"/>
           <w:szCs w:val="22"/>
         </w:rPr>
-        <w:t xml:space="preserve">En este JS, lo que se hace es imprimir el informe de cada indicador por ID. Ya que cuando el usuario en la tabla de los indicadores selecciona el informe del ID. Primero se pilla el ID y luego, si el indicador no ha sido encontrado hay un mensaje de error. Y si encuentra el ID, se imprime todo el informe en una </w:t>
-      </w:r>
-      <w:proofErr w:type="spellStart"/>
-      <w:r>
-        <w:rPr>
-          <w:rFonts w:ascii="Times New Roman" w:hAnsi="Times New Roman" w:cs="Times New Roman"/>
-          <w:sz w:val="22"/>
-          <w:szCs w:val="22"/>
-        </w:rPr>
-        <w:t>card</w:t>
-      </w:r>
-      <w:proofErr w:type="spellEnd"/>
-      <w:r>
-        <w:rPr>
-          <w:rFonts w:ascii="Times New Roman" w:hAnsi="Times New Roman" w:cs="Times New Roman"/>
-          <w:sz w:val="22"/>
-          <w:szCs w:val="22"/>
-        </w:rPr>
-        <w:t>, con todos los datos del indicador.</w:t>
+        <w:t>En este JS, lo que se hace es imprimir el informe de cada indicador por ID. Ya que cuando el usuario en la tabla de los indicadores selecciona el informe del ID. Primero se pilla el ID y luego, si el indicador no ha sido encontrado hay un mensaje de error. Y si encuentra el ID, se imprime todo el informe en una card, con todos los datos del indicador.</w:t>
       </w:r>
       <w:r>
         <w:rPr>
@@ -3611,7 +3241,7 @@
       <w:pPr>
         <w:pStyle w:val="Ttulo1"/>
       </w:pPr>
-      <w:bookmarkStart w:id="4" w:name="_Toc219981113"/>
+      <w:bookmarkStart w:id="4" w:name="_Toc220001004"/>
       <w:r>
         <w:lastRenderedPageBreak/>
         <w:t>Capturas</w:t>
@@ -3625,7 +3255,7 @@
       <w:pPr>
         <w:pStyle w:val="Ttulo2"/>
       </w:pPr>
-      <w:bookmarkStart w:id="5" w:name="_Toc219981114"/>
+      <w:bookmarkStart w:id="5" w:name="_Toc220001005"/>
       <w:r>
         <w:t>Inicio</w:t>
       </w:r>
@@ -3634,10 +3264,10 @@
     <w:p>
       <w:r>
         <w:drawing>
-          <wp:inline distT="0" distB="0" distL="0" distR="0" wp14:anchorId="0BE8E5C4" wp14:editId="4EA308AB">
-            <wp:extent cx="5400040" cy="2667000"/>
+          <wp:inline distT="0" distB="0" distL="0" distR="0" wp14:anchorId="3C6A5F87" wp14:editId="587BFD7D">
+            <wp:extent cx="5400040" cy="2553335"/>
             <wp:effectExtent l="0" t="0" r="0" b="0"/>
-            <wp:docPr id="6" name="Imagen 6"/>
+            <wp:docPr id="1362005657" name="Imagen 1" descr="Captura de pantalla de un celular con fruta&#10;&#10;El contenido generado por IA puede ser incorrecto."/>
             <wp:cNvGraphicFramePr>
               <a:graphicFrameLocks xmlns:a="http://schemas.openxmlformats.org/drawingml/2006/main" noChangeAspect="1"/>
             </wp:cNvGraphicFramePr>
@@ -3645,7 +3275,7 @@
               <a:graphicData uri="http://schemas.openxmlformats.org/drawingml/2006/picture">
                 <pic:pic xmlns:pic="http://schemas.openxmlformats.org/drawingml/2006/picture">
                   <pic:nvPicPr>
-                    <pic:cNvPr id="1" name=""/>
+                    <pic:cNvPr id="1362005657" name="Imagen 1" descr="Captura de pantalla de un celular con fruta&#10;&#10;El contenido generado por IA puede ser incorrecto."/>
                     <pic:cNvPicPr/>
                   </pic:nvPicPr>
                   <pic:blipFill>
@@ -3657,7 +3287,7 @@
                   <pic:spPr>
                     <a:xfrm>
                       <a:off x="0" y="0"/>
-                      <a:ext cx="5400040" cy="2667000"/>
+                      <a:ext cx="5400040" cy="2553335"/>
                     </a:xfrm>
                     <a:prstGeom prst="rect">
                       <a:avLst/>
@@ -3674,7 +3304,7 @@
       <w:pPr>
         <w:pStyle w:val="Ttulo2"/>
       </w:pPr>
-      <w:bookmarkStart w:id="6" w:name="_Toc219981115"/>
+      <w:bookmarkStart w:id="6" w:name="_Toc220001006"/>
       <w:r>
         <w:t>Listado de los indicadores</w:t>
       </w:r>
@@ -3682,6 +3312,9 @@
     </w:p>
     <w:p>
       <w:r>
+        <w:rPr>
+          <w:noProof/>
+        </w:rPr>
         <w:drawing>
           <wp:inline distT="0" distB="0" distL="0" distR="0" wp14:anchorId="54D6AA86" wp14:editId="6485C79E">
             <wp:extent cx="5400040" cy="2597150"/>
@@ -3728,7 +3361,7 @@
       <w:pPr>
         <w:pStyle w:val="Ttulo2"/>
       </w:pPr>
-      <w:bookmarkStart w:id="7" w:name="_Toc219981116"/>
+      <w:bookmarkStart w:id="7" w:name="_Toc220001007"/>
       <w:r>
         <w:lastRenderedPageBreak/>
         <w:t>Filtro de los indicadores</w:t>
@@ -3739,7 +3372,7 @@
       <w:pPr>
         <w:pStyle w:val="Ttulo3"/>
       </w:pPr>
-      <w:bookmarkStart w:id="8" w:name="_Toc219981117"/>
+      <w:bookmarkStart w:id="8" w:name="_Toc220001008"/>
       <w:r>
         <w:t>Filtrar por tipo</w:t>
       </w:r>
@@ -3747,6 +3380,9 @@
     </w:p>
     <w:p>
       <w:r>
+        <w:rPr>
+          <w:noProof/>
+        </w:rPr>
         <w:drawing>
           <wp:inline distT="0" distB="0" distL="0" distR="0" wp14:anchorId="3C5ED41C" wp14:editId="34250CEE">
             <wp:extent cx="5400040" cy="2455545"/>
@@ -3788,17 +3424,17 @@
       <w:pPr>
         <w:pStyle w:val="Ttulo3"/>
       </w:pPr>
-      <w:bookmarkStart w:id="9" w:name="_Toc219981118"/>
-      <w:r>
-        <w:t>Filtrar</w:t>
-      </w:r>
-      <w:r>
-        <w:t xml:space="preserve"> por ámbito</w:t>
+      <w:bookmarkStart w:id="9" w:name="_Toc220001009"/>
+      <w:r>
+        <w:t>Filtrar por ámbito</w:t>
       </w:r>
       <w:bookmarkEnd w:id="9"/>
     </w:p>
     <w:p>
       <w:r>
+        <w:rPr>
+          <w:noProof/>
+        </w:rPr>
         <w:drawing>
           <wp:inline distT="0" distB="0" distL="0" distR="0" wp14:anchorId="0746FE03" wp14:editId="5552F84B">
             <wp:extent cx="5400040" cy="1660525"/>
@@ -3840,7 +3476,7 @@
       <w:pPr>
         <w:pStyle w:val="Ttulo3"/>
       </w:pPr>
-      <w:bookmarkStart w:id="10" w:name="_Toc219981119"/>
+      <w:bookmarkStart w:id="10" w:name="_Toc220001010"/>
       <w:r>
         <w:t>Los 2 filtros a la vez</w:t>
       </w:r>
@@ -3848,6 +3484,9 @@
     </w:p>
     <w:p>
       <w:r>
+        <w:rPr>
+          <w:noProof/>
+        </w:rPr>
         <w:drawing>
           <wp:inline distT="0" distB="0" distL="0" distR="0" wp14:anchorId="6A734636" wp14:editId="36323F78">
             <wp:extent cx="5400040" cy="1449070"/>
@@ -3894,7 +3533,7 @@
       <w:pPr>
         <w:pStyle w:val="Ttulo2"/>
       </w:pPr>
-      <w:bookmarkStart w:id="11" w:name="_Toc219981120"/>
+      <w:bookmarkStart w:id="11" w:name="_Toc220001011"/>
       <w:r>
         <w:lastRenderedPageBreak/>
         <w:t>Agregar indicador</w:t>
@@ -3908,6 +3547,9 @@
         </w:rPr>
       </w:pPr>
       <w:r>
+        <w:rPr>
+          <w:noProof/>
+        </w:rPr>
         <w:drawing>
           <wp:inline distT="0" distB="0" distL="0" distR="0" wp14:anchorId="6FB08E64" wp14:editId="3518D7DA">
             <wp:extent cx="3291728" cy="3905250"/>
@@ -3951,6 +3593,9 @@
         <w:t xml:space="preserve"> </w:t>
       </w:r>
       <w:r>
+        <w:rPr>
+          <w:noProof/>
+        </w:rPr>
         <w:drawing>
           <wp:inline distT="0" distB="0" distL="0" distR="0" wp14:anchorId="38854A25" wp14:editId="6C7A42EF">
             <wp:extent cx="4963218" cy="3143689"/>
@@ -3990,6 +3635,9 @@
     </w:p>
     <w:p>
       <w:r>
+        <w:rPr>
+          <w:noProof/>
+        </w:rPr>
         <w:drawing>
           <wp:inline distT="0" distB="0" distL="0" distR="0" wp14:anchorId="566AEC26" wp14:editId="443630CB">
             <wp:extent cx="5400040" cy="198120"/>
@@ -4033,7 +3681,7 @@
       <w:pPr>
         <w:pStyle w:val="Ttulo2"/>
       </w:pPr>
-      <w:bookmarkStart w:id="12" w:name="_Toc219981121"/>
+      <w:bookmarkStart w:id="12" w:name="_Toc220001012"/>
       <w:r>
         <w:lastRenderedPageBreak/>
         <w:t>Modificar indicador</w:t>
@@ -4042,6 +3690,9 @@
     </w:p>
     <w:p>
       <w:r>
+        <w:rPr>
+          <w:noProof/>
+        </w:rPr>
         <w:drawing>
           <wp:inline distT="0" distB="0" distL="0" distR="0" wp14:anchorId="23CAE5CC" wp14:editId="1C2B1F2E">
             <wp:extent cx="2695575" cy="4808471"/>
@@ -4081,6 +3732,9 @@
     </w:p>
     <w:p>
       <w:r>
+        <w:rPr>
+          <w:noProof/>
+        </w:rPr>
         <w:drawing>
           <wp:inline distT="0" distB="0" distL="0" distR="0" wp14:anchorId="4F488E7F" wp14:editId="2D8F8F0E">
             <wp:extent cx="4486901" cy="1571844"/>
@@ -4120,6 +3774,9 @@
     </w:p>
     <w:p>
       <w:r>
+        <w:rPr>
+          <w:noProof/>
+        </w:rPr>
         <w:drawing>
           <wp:inline distT="0" distB="0" distL="0" distR="0" wp14:anchorId="7F5B72A8" wp14:editId="31D5F85B">
             <wp:extent cx="5400040" cy="205740"/>
@@ -4165,7 +3822,7 @@
       <w:pPr>
         <w:pStyle w:val="Ttulo2"/>
       </w:pPr>
-      <w:bookmarkStart w:id="13" w:name="_Toc219981122"/>
+      <w:bookmarkStart w:id="13" w:name="_Toc220001013"/>
       <w:r>
         <w:lastRenderedPageBreak/>
         <w:t>Eliminar indicador</w:t>
@@ -4174,6 +3831,9 @@
     </w:p>
     <w:p>
       <w:r>
+        <w:rPr>
+          <w:noProof/>
+        </w:rPr>
         <w:drawing>
           <wp:inline distT="0" distB="0" distL="0" distR="0" wp14:anchorId="66E3CCBD" wp14:editId="28313188">
             <wp:extent cx="5400040" cy="203200"/>
@@ -4213,6 +3873,9 @@
     </w:p>
     <w:p>
       <w:r>
+        <w:rPr>
+          <w:noProof/>
+        </w:rPr>
         <w:drawing>
           <wp:inline distT="0" distB="0" distL="0" distR="0" wp14:anchorId="5B397E8C" wp14:editId="47B8ACE8">
             <wp:extent cx="4210638" cy="1324160"/>
@@ -4257,6 +3920,9 @@
         </w:rPr>
       </w:pPr>
       <w:r>
+        <w:rPr>
+          <w:noProof/>
+        </w:rPr>
         <w:drawing>
           <wp:inline distT="0" distB="0" distL="0" distR="0" wp14:anchorId="0DEC1283" wp14:editId="348EE6B6">
             <wp:extent cx="4172532" cy="1438476"/>
@@ -4300,6 +3966,9 @@
         <w:t xml:space="preserve"> </w:t>
       </w:r>
       <w:r>
+        <w:rPr>
+          <w:noProof/>
+        </w:rPr>
         <w:drawing>
           <wp:inline distT="0" distB="0" distL="0" distR="0" wp14:anchorId="08EDA559" wp14:editId="00DD4585">
             <wp:extent cx="5400040" cy="640715"/>
@@ -4349,7 +4018,7 @@
       <w:pPr>
         <w:pStyle w:val="Ttulo2"/>
       </w:pPr>
-      <w:bookmarkStart w:id="14" w:name="_Toc219981123"/>
+      <w:bookmarkStart w:id="14" w:name="_Toc220001014"/>
       <w:r>
         <w:t>Informe del indicador</w:t>
       </w:r>
@@ -4357,6 +4026,9 @@
     </w:p>
     <w:p>
       <w:r>
+        <w:rPr>
+          <w:noProof/>
+        </w:rPr>
         <w:drawing>
           <wp:inline distT="0" distB="0" distL="0" distR="0" wp14:anchorId="7B8EDCCC" wp14:editId="2594FE4F">
             <wp:extent cx="5400040" cy="367665"/>
@@ -4396,6 +4068,9 @@
     </w:p>
     <w:p>
       <w:r>
+        <w:rPr>
+          <w:noProof/>
+        </w:rPr>
         <w:drawing>
           <wp:inline distT="0" distB="0" distL="0" distR="0" wp14:anchorId="1E3C2212" wp14:editId="0301DE48">
             <wp:extent cx="5400040" cy="1986915"/>
@@ -4448,7 +4123,7 @@
 </file>
 
 <file path=word/endnotes.xml><?xml version="1.0" encoding="utf-8"?>
-<w:endnotes xmlns:wpc="http://schemas.microsoft.com/office/word/2010/wordprocessingCanvas" xmlns:cx="http://schemas.microsoft.com/office/drawing/2014/chartex" xmlns:cx1="http://schemas.microsoft.com/office/drawing/2015/9/8/chartex" xmlns:cx2="http://schemas.microsoft.com/office/drawing/2015/10/21/chartex" xmlns:cx3="http://schemas.microsoft.com/office/drawing/2016/5/9/chartex" xmlns:cx4="http://schemas.microsoft.com/office/drawing/2016/5/10/chartex" xmlns:cx5="http://schemas.microsoft.com/office/drawing/2016/5/11/chartex" xmlns:cx6="http://schemas.microsoft.com/office/drawing/2016/5/12/chartex" xmlns:cx7="http://schemas.microsoft.com/office/drawing/2016/5/13/chartex" xmlns:cx8="http://schemas.microsoft.com/office/drawing/2016/5/14/chartex" xmlns:mc="http://schemas.openxmlformats.org/markup-compatibility/2006" xmlns:aink="http://schemas.microsoft.com/office/drawing/2016/ink" xmlns:am3d="http://schemas.microsoft.com/office/drawing/2017/model3d" xmlns:o="urn:schemas-microsoft-com:office:office" xmlns:oel="http://schemas.microsoft.com/office/2019/extlst" xmlns:r="http://schemas.openxmlformats.org/officeDocument/2006/relationships" xmlns:m="http://schemas.openxmlformats.org/officeDocument/2006/math" xmlns:v="urn:schemas-microsoft-com:vml" xmlns:wp14="http://schemas.microsoft.com/office/word/2010/wordprocessingDrawing" xmlns:wp="http://schemas.openxmlformats.org/drawingml/2006/wordprocessingDrawing" xmlns:w10="urn:schemas-microsoft-com:office:word" xmlns:w="http://schemas.openxmlformats.org/wordprocessingml/2006/main" xmlns:w14="http://schemas.microsoft.com/office/word/2010/wordml" xmlns:w15="http://schemas.microsoft.com/office/word/2012/wordml" xmlns:w16cex="http://schemas.microsoft.com/office/word/2018/wordml/cex" xmlns:w16cid="http://schemas.microsoft.com/office/word/2016/wordml/cid" xmlns:w16="http://schemas.microsoft.com/office/word/2018/wordml" xmlns:w16sdtdh="http://schemas.microsoft.com/office/word/2020/wordml/sdtdatahash" xmlns:w16se="http://schemas.microsoft.com/office/word/2015/wordml/symex" xmlns:wpg="http://schemas.microsoft.com/office/word/2010/wordprocessingGroup" xmlns:wpi="http://schemas.microsoft.com/office/word/2010/wordprocessingInk" xmlns:wne="http://schemas.microsoft.com/office/word/2006/wordml" xmlns:wps="http://schemas.microsoft.com/office/word/2010/wordprocessingShape" mc:Ignorable="w14 w15 w16se w16cid w16 w16cex w16sdtdh wp14">
+<w:endnotes xmlns:wpc="http://schemas.microsoft.com/office/word/2010/wordprocessingCanvas" xmlns:cx="http://schemas.microsoft.com/office/drawing/2014/chartex" xmlns:cx1="http://schemas.microsoft.com/office/drawing/2015/9/8/chartex" xmlns:cx2="http://schemas.microsoft.com/office/drawing/2015/10/21/chartex" xmlns:cx3="http://schemas.microsoft.com/office/drawing/2016/5/9/chartex" xmlns:cx4="http://schemas.microsoft.com/office/drawing/2016/5/10/chartex" xmlns:cx5="http://schemas.microsoft.com/office/drawing/2016/5/11/chartex" xmlns:cx6="http://schemas.microsoft.com/office/drawing/2016/5/12/chartex" xmlns:cx7="http://schemas.microsoft.com/office/drawing/2016/5/13/chartex" xmlns:cx8="http://schemas.microsoft.com/office/drawing/2016/5/14/chartex" xmlns:mc="http://schemas.openxmlformats.org/markup-compatibility/2006" xmlns:aink="http://schemas.microsoft.com/office/drawing/2016/ink" xmlns:am3d="http://schemas.microsoft.com/office/drawing/2017/model3d" xmlns:o="urn:schemas-microsoft-com:office:office" xmlns:oel="http://schemas.microsoft.com/office/2019/extlst" xmlns:r="http://schemas.openxmlformats.org/officeDocument/2006/relationships" xmlns:m="http://schemas.openxmlformats.org/officeDocument/2006/math" xmlns:v="urn:schemas-microsoft-com:vml" xmlns:wp14="http://schemas.microsoft.com/office/word/2010/wordprocessingDrawing" xmlns:wp="http://schemas.openxmlformats.org/drawingml/2006/wordprocessingDrawing" xmlns:w10="urn:schemas-microsoft-com:office:word" xmlns:w="http://schemas.openxmlformats.org/wordprocessingml/2006/main" xmlns:w14="http://schemas.microsoft.com/office/word/2010/wordml" xmlns:w15="http://schemas.microsoft.com/office/word/2012/wordml" xmlns:w16cex="http://schemas.microsoft.com/office/word/2018/wordml/cex" xmlns:w16cid="http://schemas.microsoft.com/office/word/2016/wordml/cid" xmlns:w16="http://schemas.microsoft.com/office/word/2018/wordml" xmlns:w16du="http://schemas.microsoft.com/office/word/2023/wordml/word16du" xmlns:w16sdtdh="http://schemas.microsoft.com/office/word/2020/wordml/sdtdatahash" xmlns:w16sdtfl="http://schemas.microsoft.com/office/word/2024/wordml/sdtformatlock" xmlns:w16se="http://schemas.microsoft.com/office/word/2015/wordml/symex" xmlns:wpg="http://schemas.microsoft.com/office/word/2010/wordprocessingGroup" xmlns:wpi="http://schemas.microsoft.com/office/word/2010/wordprocessingInk" xmlns:wne="http://schemas.microsoft.com/office/word/2006/wordml" xmlns:wps="http://schemas.microsoft.com/office/word/2010/wordprocessingShape" mc:Ignorable="w14 w15 w16se w16cid w16 w16cex w16sdtdh w16sdtfl w16du wp14">
   <w:endnote w:type="separator" w:id="-1">
     <w:p>
       <w:pPr>
@@ -4473,7 +4148,7 @@
 </file>
 
 <file path=word/footer1.xml><?xml version="1.0" encoding="utf-8"?>
-<w:ftr xmlns:wpc="http://schemas.microsoft.com/office/word/2010/wordprocessingCanvas" xmlns:cx="http://schemas.microsoft.com/office/drawing/2014/chartex" xmlns:cx1="http://schemas.microsoft.com/office/drawing/2015/9/8/chartex" xmlns:cx2="http://schemas.microsoft.com/office/drawing/2015/10/21/chartex" xmlns:cx3="http://schemas.microsoft.com/office/drawing/2016/5/9/chartex" xmlns:cx4="http://schemas.microsoft.com/office/drawing/2016/5/10/chartex" xmlns:cx5="http://schemas.microsoft.com/office/drawing/2016/5/11/chartex" xmlns:cx6="http://schemas.microsoft.com/office/drawing/2016/5/12/chartex" xmlns:cx7="http://schemas.microsoft.com/office/drawing/2016/5/13/chartex" xmlns:cx8="http://schemas.microsoft.com/office/drawing/2016/5/14/chartex" xmlns:mc="http://schemas.openxmlformats.org/markup-compatibility/2006" xmlns:aink="http://schemas.microsoft.com/office/drawing/2016/ink" xmlns:am3d="http://schemas.microsoft.com/office/drawing/2017/model3d" xmlns:o="urn:schemas-microsoft-com:office:office" xmlns:oel="http://schemas.microsoft.com/office/2019/extlst" xmlns:r="http://schemas.openxmlformats.org/officeDocument/2006/relationships" xmlns:m="http://schemas.openxmlformats.org/officeDocument/2006/math" xmlns:v="urn:schemas-microsoft-com:vml" xmlns:wp14="http://schemas.microsoft.com/office/word/2010/wordprocessingDrawing" xmlns:wp="http://schemas.openxmlformats.org/drawingml/2006/wordprocessingDrawing" xmlns:w10="urn:schemas-microsoft-com:office:word" xmlns:w="http://schemas.openxmlformats.org/wordprocessingml/2006/main" xmlns:w14="http://schemas.microsoft.com/office/word/2010/wordml" xmlns:w15="http://schemas.microsoft.com/office/word/2012/wordml" xmlns:w16cex="http://schemas.microsoft.com/office/word/2018/wordml/cex" xmlns:w16cid="http://schemas.microsoft.com/office/word/2016/wordml/cid" xmlns:w16="http://schemas.microsoft.com/office/word/2018/wordml" xmlns:w16sdtdh="http://schemas.microsoft.com/office/word/2020/wordml/sdtdatahash" xmlns:w16se="http://schemas.microsoft.com/office/word/2015/wordml/symex" xmlns:wpg="http://schemas.microsoft.com/office/word/2010/wordprocessingGroup" xmlns:wpi="http://schemas.microsoft.com/office/word/2010/wordprocessingInk" xmlns:wne="http://schemas.microsoft.com/office/word/2006/wordml" xmlns:wps="http://schemas.microsoft.com/office/word/2010/wordprocessingShape" mc:Ignorable="w14 w15 w16se w16cid w16 w16cex w16sdtdh wp14">
+<w:ftr xmlns:wpc="http://schemas.microsoft.com/office/word/2010/wordprocessingCanvas" xmlns:cx="http://schemas.microsoft.com/office/drawing/2014/chartex" xmlns:cx1="http://schemas.microsoft.com/office/drawing/2015/9/8/chartex" xmlns:cx2="http://schemas.microsoft.com/office/drawing/2015/10/21/chartex" xmlns:cx3="http://schemas.microsoft.com/office/drawing/2016/5/9/chartex" xmlns:cx4="http://schemas.microsoft.com/office/drawing/2016/5/10/chartex" xmlns:cx5="http://schemas.microsoft.com/office/drawing/2016/5/11/chartex" xmlns:cx6="http://schemas.microsoft.com/office/drawing/2016/5/12/chartex" xmlns:cx7="http://schemas.microsoft.com/office/drawing/2016/5/13/chartex" xmlns:cx8="http://schemas.microsoft.com/office/drawing/2016/5/14/chartex" xmlns:mc="http://schemas.openxmlformats.org/markup-compatibility/2006" xmlns:aink="http://schemas.microsoft.com/office/drawing/2016/ink" xmlns:am3d="http://schemas.microsoft.com/office/drawing/2017/model3d" xmlns:o="urn:schemas-microsoft-com:office:office" xmlns:oel="http://schemas.microsoft.com/office/2019/extlst" xmlns:r="http://schemas.openxmlformats.org/officeDocument/2006/relationships" xmlns:m="http://schemas.openxmlformats.org/officeDocument/2006/math" xmlns:v="urn:schemas-microsoft-com:vml" xmlns:wp14="http://schemas.microsoft.com/office/word/2010/wordprocessingDrawing" xmlns:wp="http://schemas.openxmlformats.org/drawingml/2006/wordprocessingDrawing" xmlns:w10="urn:schemas-microsoft-com:office:word" xmlns:w="http://schemas.openxmlformats.org/wordprocessingml/2006/main" xmlns:w14="http://schemas.microsoft.com/office/word/2010/wordml" xmlns:w15="http://schemas.microsoft.com/office/word/2012/wordml" xmlns:w16cex="http://schemas.microsoft.com/office/word/2018/wordml/cex" xmlns:w16cid="http://schemas.microsoft.com/office/word/2016/wordml/cid" xmlns:w16="http://schemas.microsoft.com/office/word/2018/wordml" xmlns:w16du="http://schemas.microsoft.com/office/word/2023/wordml/word16du" xmlns:w16sdtdh="http://schemas.microsoft.com/office/word/2020/wordml/sdtdatahash" xmlns:w16sdtfl="http://schemas.microsoft.com/office/word/2024/wordml/sdtformatlock" xmlns:w16se="http://schemas.microsoft.com/office/word/2015/wordml/symex" xmlns:wpg="http://schemas.microsoft.com/office/word/2010/wordprocessingGroup" xmlns:wpi="http://schemas.microsoft.com/office/word/2010/wordprocessingInk" xmlns:wne="http://schemas.microsoft.com/office/word/2006/wordml" xmlns:wps="http://schemas.microsoft.com/office/word/2010/wordprocessingShape" mc:Ignorable="w14 w15 w16se w16cid w16 w16cex w16sdtdh w16sdtfl w16du wp14">
   <w:sdt>
     <w:sdtPr>
       <w:id w:val="-1265298897"/>
@@ -4713,7 +4388,7 @@
 </file>
 
 <file path=word/footnotes.xml><?xml version="1.0" encoding="utf-8"?>
-<w:footnotes xmlns:wpc="http://schemas.microsoft.com/office/word/2010/wordprocessingCanvas" xmlns:cx="http://schemas.microsoft.com/office/drawing/2014/chartex" xmlns:cx1="http://schemas.microsoft.com/office/drawing/2015/9/8/chartex" xmlns:cx2="http://schemas.microsoft.com/office/drawing/2015/10/21/chartex" xmlns:cx3="http://schemas.microsoft.com/office/drawing/2016/5/9/chartex" xmlns:cx4="http://schemas.microsoft.com/office/drawing/2016/5/10/chartex" xmlns:cx5="http://schemas.microsoft.com/office/drawing/2016/5/11/chartex" xmlns:cx6="http://schemas.microsoft.com/office/drawing/2016/5/12/chartex" xmlns:cx7="http://schemas.microsoft.com/office/drawing/2016/5/13/chartex" xmlns:cx8="http://schemas.microsoft.com/office/drawing/2016/5/14/chartex" xmlns:mc="http://schemas.openxmlformats.org/markup-compatibility/2006" xmlns:aink="http://schemas.microsoft.com/office/drawing/2016/ink" xmlns:am3d="http://schemas.microsoft.com/office/drawing/2017/model3d" xmlns:o="urn:schemas-microsoft-com:office:office" xmlns:oel="http://schemas.microsoft.com/office/2019/extlst" xmlns:r="http://schemas.openxmlformats.org/officeDocument/2006/relationships" xmlns:m="http://schemas.openxmlformats.org/officeDocument/2006/math" xmlns:v="urn:schemas-microsoft-com:vml" xmlns:wp14="http://schemas.microsoft.com/office/word/2010/wordprocessingDrawing" xmlns:wp="http://schemas.openxmlformats.org/drawingml/2006/wordprocessingDrawing" xmlns:w10="urn:schemas-microsoft-com:office:word" xmlns:w="http://schemas.openxmlformats.org/wordprocessingml/2006/main" xmlns:w14="http://schemas.microsoft.com/office/word/2010/wordml" xmlns:w15="http://schemas.microsoft.com/office/word/2012/wordml" xmlns:w16cex="http://schemas.microsoft.com/office/word/2018/wordml/cex" xmlns:w16cid="http://schemas.microsoft.com/office/word/2016/wordml/cid" xmlns:w16="http://schemas.microsoft.com/office/word/2018/wordml" xmlns:w16sdtdh="http://schemas.microsoft.com/office/word/2020/wordml/sdtdatahash" xmlns:w16se="http://schemas.microsoft.com/office/word/2015/wordml/symex" xmlns:wpg="http://schemas.microsoft.com/office/word/2010/wordprocessingGroup" xmlns:wpi="http://schemas.microsoft.com/office/word/2010/wordprocessingInk" xmlns:wne="http://schemas.microsoft.com/office/word/2006/wordml" xmlns:wps="http://schemas.microsoft.com/office/word/2010/wordprocessingShape" mc:Ignorable="w14 w15 w16se w16cid w16 w16cex w16sdtdh wp14">
+<w:footnotes xmlns:wpc="http://schemas.microsoft.com/office/word/2010/wordprocessingCanvas" xmlns:cx="http://schemas.microsoft.com/office/drawing/2014/chartex" xmlns:cx1="http://schemas.microsoft.com/office/drawing/2015/9/8/chartex" xmlns:cx2="http://schemas.microsoft.com/office/drawing/2015/10/21/chartex" xmlns:cx3="http://schemas.microsoft.com/office/drawing/2016/5/9/chartex" xmlns:cx4="http://schemas.microsoft.com/office/drawing/2016/5/10/chartex" xmlns:cx5="http://schemas.microsoft.com/office/drawing/2016/5/11/chartex" xmlns:cx6="http://schemas.microsoft.com/office/drawing/2016/5/12/chartex" xmlns:cx7="http://schemas.microsoft.com/office/drawing/2016/5/13/chartex" xmlns:cx8="http://schemas.microsoft.com/office/drawing/2016/5/14/chartex" xmlns:mc="http://schemas.openxmlformats.org/markup-compatibility/2006" xmlns:aink="http://schemas.microsoft.com/office/drawing/2016/ink" xmlns:am3d="http://schemas.microsoft.com/office/drawing/2017/model3d" xmlns:o="urn:schemas-microsoft-com:office:office" xmlns:oel="http://schemas.microsoft.com/office/2019/extlst" xmlns:r="http://schemas.openxmlformats.org/officeDocument/2006/relationships" xmlns:m="http://schemas.openxmlformats.org/officeDocument/2006/math" xmlns:v="urn:schemas-microsoft-com:vml" xmlns:wp14="http://schemas.microsoft.com/office/word/2010/wordprocessingDrawing" xmlns:wp="http://schemas.openxmlformats.org/drawingml/2006/wordprocessingDrawing" xmlns:w10="urn:schemas-microsoft-com:office:word" xmlns:w="http://schemas.openxmlformats.org/wordprocessingml/2006/main" xmlns:w14="http://schemas.microsoft.com/office/word/2010/wordml" xmlns:w15="http://schemas.microsoft.com/office/word/2012/wordml" xmlns:w16cex="http://schemas.microsoft.com/office/word/2018/wordml/cex" xmlns:w16cid="http://schemas.microsoft.com/office/word/2016/wordml/cid" xmlns:w16="http://schemas.microsoft.com/office/word/2018/wordml" xmlns:w16du="http://schemas.microsoft.com/office/word/2023/wordml/word16du" xmlns:w16sdtdh="http://schemas.microsoft.com/office/word/2020/wordml/sdtdatahash" xmlns:w16sdtfl="http://schemas.microsoft.com/office/word/2024/wordml/sdtformatlock" xmlns:w16se="http://schemas.microsoft.com/office/word/2015/wordml/symex" xmlns:wpg="http://schemas.microsoft.com/office/word/2010/wordprocessingGroup" xmlns:wpi="http://schemas.microsoft.com/office/word/2010/wordprocessingInk" xmlns:wne="http://schemas.microsoft.com/office/word/2006/wordml" xmlns:wps="http://schemas.microsoft.com/office/word/2010/wordprocessingShape" mc:Ignorable="w14 w15 w16se w16cid w16 w16cex w16sdtdh w16sdtfl w16du wp14">
   <w:footnote w:type="separator" w:id="-1">
     <w:p>
       <w:pPr>
@@ -4738,7 +4413,7 @@
 </file>
 
 <file path=word/numbering.xml><?xml version="1.0" encoding="utf-8"?>
-<w:numbering xmlns:wpc="http://schemas.microsoft.com/office/word/2010/wordprocessingCanvas" xmlns:cx="http://schemas.microsoft.com/office/drawing/2014/chartex" xmlns:cx1="http://schemas.microsoft.com/office/drawing/2015/9/8/chartex" xmlns:cx2="http://schemas.microsoft.com/office/drawing/2015/10/21/chartex" xmlns:cx3="http://schemas.microsoft.com/office/drawing/2016/5/9/chartex" xmlns:cx4="http://schemas.microsoft.com/office/drawing/2016/5/10/chartex" xmlns:cx5="http://schemas.microsoft.com/office/drawing/2016/5/11/chartex" xmlns:cx6="http://schemas.microsoft.com/office/drawing/2016/5/12/chartex" xmlns:cx7="http://schemas.microsoft.com/office/drawing/2016/5/13/chartex" xmlns:cx8="http://schemas.microsoft.com/office/drawing/2016/5/14/chartex" xmlns:mc="http://schemas.openxmlformats.org/markup-compatibility/2006" xmlns:aink="http://schemas.microsoft.com/office/drawing/2016/ink" xmlns:am3d="http://schemas.microsoft.com/office/drawing/2017/model3d" xmlns:o="urn:schemas-microsoft-com:office:office" xmlns:oel="http://schemas.microsoft.com/office/2019/extlst" xmlns:r="http://schemas.openxmlformats.org/officeDocument/2006/relationships" xmlns:m="http://schemas.openxmlformats.org/officeDocument/2006/math" xmlns:v="urn:schemas-microsoft-com:vml" xmlns:wp14="http://schemas.microsoft.com/office/word/2010/wordprocessingDrawing" xmlns:wp="http://schemas.openxmlformats.org/drawingml/2006/wordprocessingDrawing" xmlns:w10="urn:schemas-microsoft-com:office:word" xmlns:w="http://schemas.openxmlformats.org/wordprocessingml/2006/main" xmlns:w14="http://schemas.microsoft.com/office/word/2010/wordml" xmlns:w15="http://schemas.microsoft.com/office/word/2012/wordml" xmlns:w16cex="http://schemas.microsoft.com/office/word/2018/wordml/cex" xmlns:w16cid="http://schemas.microsoft.com/office/word/2016/wordml/cid" xmlns:w16="http://schemas.microsoft.com/office/word/2018/wordml" xmlns:w16sdtdh="http://schemas.microsoft.com/office/word/2020/wordml/sdtdatahash" xmlns:w16se="http://schemas.microsoft.com/office/word/2015/wordml/symex" xmlns:wpg="http://schemas.microsoft.com/office/word/2010/wordprocessingGroup" xmlns:wpi="http://schemas.microsoft.com/office/word/2010/wordprocessingInk" xmlns:wne="http://schemas.microsoft.com/office/word/2006/wordml" xmlns:wps="http://schemas.microsoft.com/office/word/2010/wordprocessingShape" mc:Ignorable="w14 w15 w16se w16cid w16 w16cex w16sdtdh wp14">
+<w:numbering xmlns:wpc="http://schemas.microsoft.com/office/word/2010/wordprocessingCanvas" xmlns:cx="http://schemas.microsoft.com/office/drawing/2014/chartex" xmlns:cx1="http://schemas.microsoft.com/office/drawing/2015/9/8/chartex" xmlns:cx2="http://schemas.microsoft.com/office/drawing/2015/10/21/chartex" xmlns:cx3="http://schemas.microsoft.com/office/drawing/2016/5/9/chartex" xmlns:cx4="http://schemas.microsoft.com/office/drawing/2016/5/10/chartex" xmlns:cx5="http://schemas.microsoft.com/office/drawing/2016/5/11/chartex" xmlns:cx6="http://schemas.microsoft.com/office/drawing/2016/5/12/chartex" xmlns:cx7="http://schemas.microsoft.com/office/drawing/2016/5/13/chartex" xmlns:cx8="http://schemas.microsoft.com/office/drawing/2016/5/14/chartex" xmlns:mc="http://schemas.openxmlformats.org/markup-compatibility/2006" xmlns:aink="http://schemas.microsoft.com/office/drawing/2016/ink" xmlns:am3d="http://schemas.microsoft.com/office/drawing/2017/model3d" xmlns:o="urn:schemas-microsoft-com:office:office" xmlns:oel="http://schemas.microsoft.com/office/2019/extlst" xmlns:r="http://schemas.openxmlformats.org/officeDocument/2006/relationships" xmlns:m="http://schemas.openxmlformats.org/officeDocument/2006/math" xmlns:v="urn:schemas-microsoft-com:vml" xmlns:wp14="http://schemas.microsoft.com/office/word/2010/wordprocessingDrawing" xmlns:wp="http://schemas.openxmlformats.org/drawingml/2006/wordprocessingDrawing" xmlns:w10="urn:schemas-microsoft-com:office:word" xmlns:w="http://schemas.openxmlformats.org/wordprocessingml/2006/main" xmlns:w14="http://schemas.microsoft.com/office/word/2010/wordml" xmlns:w15="http://schemas.microsoft.com/office/word/2012/wordml" xmlns:w16cex="http://schemas.microsoft.com/office/word/2018/wordml/cex" xmlns:w16cid="http://schemas.microsoft.com/office/word/2016/wordml/cid" xmlns:w16="http://schemas.microsoft.com/office/word/2018/wordml" xmlns:w16du="http://schemas.microsoft.com/office/word/2023/wordml/word16du" xmlns:w16sdtdh="http://schemas.microsoft.com/office/word/2020/wordml/sdtdatahash" xmlns:w16sdtfl="http://schemas.microsoft.com/office/word/2024/wordml/sdtformatlock" xmlns:w16se="http://schemas.microsoft.com/office/word/2015/wordml/symex" xmlns:wpg="http://schemas.microsoft.com/office/word/2010/wordprocessingGroup" xmlns:wpi="http://schemas.microsoft.com/office/word/2010/wordprocessingInk" xmlns:wne="http://schemas.microsoft.com/office/word/2006/wordml" xmlns:wps="http://schemas.microsoft.com/office/word/2010/wordprocessingShape" mc:Ignorable="w14 w15 w16se w16cid w16 w16cex w16sdtdh w16sdtfl w16du wp14">
   <w:abstractNum w:abstractNumId="0" w15:restartNumberingAfterBreak="0">
     <w:nsid w:val="53290898"/>
     <w:multiLevelType w:val="hybridMultilevel"/>
@@ -4858,7 +4533,7 @@
 </file>
 
 <file path=word/styles.xml><?xml version="1.0" encoding="utf-8"?>
-<w:styles xmlns:mc="http://schemas.openxmlformats.org/markup-compatibility/2006" xmlns:r="http://schemas.openxmlformats.org/officeDocument/2006/relationships" xmlns:w="http://schemas.openxmlformats.org/wordprocessingml/2006/main" xmlns:w14="http://schemas.microsoft.com/office/word/2010/wordml" xmlns:w15="http://schemas.microsoft.com/office/word/2012/wordml" xmlns:w16cex="http://schemas.microsoft.com/office/word/2018/wordml/cex" xmlns:w16cid="http://schemas.microsoft.com/office/word/2016/wordml/cid" xmlns:w16="http://schemas.microsoft.com/office/word/2018/wordml" xmlns:w16sdtdh="http://schemas.microsoft.com/office/word/2020/wordml/sdtdatahash" xmlns:w16se="http://schemas.microsoft.com/office/word/2015/wordml/symex" mc:Ignorable="w14 w15 w16se w16cid w16 w16cex w16sdtdh">
+<w:styles xmlns:mc="http://schemas.openxmlformats.org/markup-compatibility/2006" xmlns:r="http://schemas.openxmlformats.org/officeDocument/2006/relationships" xmlns:w="http://schemas.openxmlformats.org/wordprocessingml/2006/main" xmlns:w14="http://schemas.microsoft.com/office/word/2010/wordml" xmlns:w15="http://schemas.microsoft.com/office/word/2012/wordml" xmlns:w16cex="http://schemas.microsoft.com/office/word/2018/wordml/cex" xmlns:w16cid="http://schemas.microsoft.com/office/word/2016/wordml/cid" xmlns:w16="http://schemas.microsoft.com/office/word/2018/wordml" xmlns:w16du="http://schemas.microsoft.com/office/word/2023/wordml/word16du" xmlns:w16sdtdh="http://schemas.microsoft.com/office/word/2020/wordml/sdtdatahash" xmlns:w16sdtfl="http://schemas.microsoft.com/office/word/2024/wordml/sdtformatlock" xmlns:w16se="http://schemas.microsoft.com/office/word/2015/wordml/symex" mc:Ignorable="w14 w15 w16se w16cid w16 w16cex w16sdtdh w16sdtfl w16du">
   <w:docDefaults>
     <w:rPrDefault>
       <w:rPr>

--- a/AE_2T_DI_PabloMartinTomasi.docx
+++ b/AE_2T_DI_PabloMartinTomasi.docx
@@ -114,7 +114,27 @@
                                           <w:sz w:val="84"/>
                                           <w:szCs w:val="84"/>
                                         </w:rPr>
-                                        <w:t>ACTIVIDAD EVALUABLE DI 2T– Diseño de interfaz web para el proyecto“PSP + Digitalización + Sostenibilidad”</w:t>
+                                        <w:t xml:space="preserve">ACTIVIDAD EVALUABLE DI 2T– Diseño de interfaz web para el </w:t>
+                                      </w:r>
+                                      <w:proofErr w:type="spellStart"/>
+                                      <w:r>
+                                        <w:rPr>
+                                          <w:rFonts w:asciiTheme="majorHAnsi" w:eastAsiaTheme="majorEastAsia" w:hAnsiTheme="majorHAnsi" w:cstheme="majorBidi"/>
+                                          <w:color w:val="FFFFFF" w:themeColor="background1"/>
+                                          <w:sz w:val="84"/>
+                                          <w:szCs w:val="84"/>
+                                        </w:rPr>
+                                        <w:t>proyecto“PSP</w:t>
+                                      </w:r>
+                                      <w:proofErr w:type="spellEnd"/>
+                                      <w:r>
+                                        <w:rPr>
+                                          <w:rFonts w:asciiTheme="majorHAnsi" w:eastAsiaTheme="majorEastAsia" w:hAnsiTheme="majorHAnsi" w:cstheme="majorBidi"/>
+                                          <w:color w:val="FFFFFF" w:themeColor="background1"/>
+                                          <w:sz w:val="84"/>
+                                          <w:szCs w:val="84"/>
+                                        </w:rPr>
+                                        <w:t xml:space="preserve"> + Digitalización + Sostenibilidad”</w:t>
                                       </w:r>
                                     </w:p>
                                   </w:sdtContent>
@@ -262,6 +282,7 @@
                                           <w:szCs w:val="32"/>
                                         </w:rPr>
                                       </w:pPr>
+                                      <w:proofErr w:type="spellStart"/>
                                       <w:r>
                                         <w:rPr>
                                           <w:color w:val="FFFFFF" w:themeColor="background1"/>
@@ -270,6 +291,7 @@
                                         </w:rPr>
                                         <w:t>CampusFP</w:t>
                                       </w:r>
+                                      <w:proofErr w:type="spellEnd"/>
                                     </w:p>
                                   </w:sdtContent>
                                 </w:sdt>
@@ -401,7 +423,27 @@
                                     <w:sz w:val="84"/>
                                     <w:szCs w:val="84"/>
                                   </w:rPr>
-                                  <w:t>ACTIVIDAD EVALUABLE DI 2T– Diseño de interfaz web para el proyecto“PSP + Digitalización + Sostenibilidad”</w:t>
+                                  <w:t xml:space="preserve">ACTIVIDAD EVALUABLE DI 2T– Diseño de interfaz web para el </w:t>
+                                </w:r>
+                                <w:proofErr w:type="spellStart"/>
+                                <w:r>
+                                  <w:rPr>
+                                    <w:rFonts w:asciiTheme="majorHAnsi" w:eastAsiaTheme="majorEastAsia" w:hAnsiTheme="majorHAnsi" w:cstheme="majorBidi"/>
+                                    <w:color w:val="FFFFFF" w:themeColor="background1"/>
+                                    <w:sz w:val="84"/>
+                                    <w:szCs w:val="84"/>
+                                  </w:rPr>
+                                  <w:t>proyecto“PSP</w:t>
+                                </w:r>
+                                <w:proofErr w:type="spellEnd"/>
+                                <w:r>
+                                  <w:rPr>
+                                    <w:rFonts w:asciiTheme="majorHAnsi" w:eastAsiaTheme="majorEastAsia" w:hAnsiTheme="majorHAnsi" w:cstheme="majorBidi"/>
+                                    <w:color w:val="FFFFFF" w:themeColor="background1"/>
+                                    <w:sz w:val="84"/>
+                                    <w:szCs w:val="84"/>
+                                  </w:rPr>
+                                  <w:t xml:space="preserve"> + Digitalización + Sostenibilidad”</w:t>
                                 </w:r>
                               </w:p>
                             </w:sdtContent>
@@ -474,6 +516,7 @@
                                     <w:szCs w:val="32"/>
                                   </w:rPr>
                                 </w:pPr>
+                                <w:proofErr w:type="spellStart"/>
                                 <w:r>
                                   <w:rPr>
                                     <w:color w:val="FFFFFF" w:themeColor="background1"/>
@@ -482,6 +525,7 @@
                                   </w:rPr>
                                   <w:t>CampusFP</w:t>
                                 </w:r>
+                                <w:proofErr w:type="spellEnd"/>
                               </w:p>
                             </w:sdtContent>
                           </w:sdt>
@@ -621,7 +665,7 @@
           <w:r>
             <w:fldChar w:fldCharType="separate"/>
           </w:r>
-          <w:hyperlink w:anchor="_Toc220001000" w:history="1">
+          <w:hyperlink w:anchor="_Toc220010410" w:history="1">
             <w:r>
               <w:rPr>
                 <w:rStyle w:val="Hipervnculo"/>
@@ -648,7 +692,7 @@
                 <w:noProof/>
                 <w:webHidden/>
               </w:rPr>
-              <w:instrText xml:space="preserve"> PAGEREF _Toc220001000 \h </w:instrText>
+              <w:instrText xml:space="preserve"> PAGEREF _Toc220010410 \h </w:instrText>
             </w:r>
             <w:r>
               <w:rPr>
@@ -691,7 +735,7 @@
               <w:lang w:eastAsia="es-ES"/>
             </w:rPr>
           </w:pPr>
-          <w:hyperlink w:anchor="_Toc220001001" w:history="1">
+          <w:hyperlink w:anchor="_Toc220010411" w:history="1">
             <w:r>
               <w:rPr>
                 <w:rStyle w:val="Hipervnculo"/>
@@ -718,7 +762,7 @@
                 <w:noProof/>
                 <w:webHidden/>
               </w:rPr>
-              <w:instrText xml:space="preserve"> PAGEREF _Toc220001001 \h </w:instrText>
+              <w:instrText xml:space="preserve"> PAGEREF _Toc220010411 \h </w:instrText>
             </w:r>
             <w:r>
               <w:rPr>
@@ -761,7 +805,7 @@
               <w:lang w:eastAsia="es-ES"/>
             </w:rPr>
           </w:pPr>
-          <w:hyperlink w:anchor="_Toc220001002" w:history="1">
+          <w:hyperlink w:anchor="_Toc220010412" w:history="1">
             <w:r>
               <w:rPr>
                 <w:rStyle w:val="Hipervnculo"/>
@@ -788,7 +832,7 @@
                 <w:noProof/>
                 <w:webHidden/>
               </w:rPr>
-              <w:instrText xml:space="preserve"> PAGEREF _Toc220001002 \h </w:instrText>
+              <w:instrText xml:space="preserve"> PAGEREF _Toc220010412 \h </w:instrText>
             </w:r>
             <w:r>
               <w:rPr>
@@ -831,7 +875,7 @@
               <w:lang w:eastAsia="es-ES"/>
             </w:rPr>
           </w:pPr>
-          <w:hyperlink w:anchor="_Toc220001003" w:history="1">
+          <w:hyperlink w:anchor="_Toc220010413" w:history="1">
             <w:r>
               <w:rPr>
                 <w:rStyle w:val="Hipervnculo"/>
@@ -858,7 +902,7 @@
                 <w:noProof/>
                 <w:webHidden/>
               </w:rPr>
-              <w:instrText xml:space="preserve"> PAGEREF _Toc220001003 \h </w:instrText>
+              <w:instrText xml:space="preserve"> PAGEREF _Toc220010413 \h </w:instrText>
             </w:r>
             <w:r>
               <w:rPr>
@@ -901,7 +945,7 @@
               <w:lang w:eastAsia="es-ES"/>
             </w:rPr>
           </w:pPr>
-          <w:hyperlink w:anchor="_Toc220001004" w:history="1">
+          <w:hyperlink w:anchor="_Toc220010414" w:history="1">
             <w:r>
               <w:rPr>
                 <w:rStyle w:val="Hipervnculo"/>
@@ -928,7 +972,7 @@
                 <w:noProof/>
                 <w:webHidden/>
               </w:rPr>
-              <w:instrText xml:space="preserve"> PAGEREF _Toc220001004 \h </w:instrText>
+              <w:instrText xml:space="preserve"> PAGEREF _Toc220010414 \h </w:instrText>
             </w:r>
             <w:r>
               <w:rPr>
@@ -971,7 +1015,7 @@
               <w:lang w:eastAsia="es-ES"/>
             </w:rPr>
           </w:pPr>
-          <w:hyperlink w:anchor="_Toc220001005" w:history="1">
+          <w:hyperlink w:anchor="_Toc220010415" w:history="1">
             <w:r>
               <w:rPr>
                 <w:rStyle w:val="Hipervnculo"/>
@@ -998,7 +1042,7 @@
                 <w:noProof/>
                 <w:webHidden/>
               </w:rPr>
-              <w:instrText xml:space="preserve"> PAGEREF _Toc220001005 \h </w:instrText>
+              <w:instrText xml:space="preserve"> PAGEREF _Toc220010415 \h </w:instrText>
             </w:r>
             <w:r>
               <w:rPr>
@@ -1041,7 +1085,7 @@
               <w:lang w:eastAsia="es-ES"/>
             </w:rPr>
           </w:pPr>
-          <w:hyperlink w:anchor="_Toc220001006" w:history="1">
+          <w:hyperlink w:anchor="_Toc220010416" w:history="1">
             <w:r>
               <w:rPr>
                 <w:rStyle w:val="Hipervnculo"/>
@@ -1068,7 +1112,7 @@
                 <w:noProof/>
                 <w:webHidden/>
               </w:rPr>
-              <w:instrText xml:space="preserve"> PAGEREF _Toc220001006 \h </w:instrText>
+              <w:instrText xml:space="preserve"> PAGEREF _Toc220010416 \h </w:instrText>
             </w:r>
             <w:r>
               <w:rPr>
@@ -1111,7 +1155,7 @@
               <w:lang w:eastAsia="es-ES"/>
             </w:rPr>
           </w:pPr>
-          <w:hyperlink w:anchor="_Toc220001007" w:history="1">
+          <w:hyperlink w:anchor="_Toc220010417" w:history="1">
             <w:r>
               <w:rPr>
                 <w:rStyle w:val="Hipervnculo"/>
@@ -1138,7 +1182,7 @@
                 <w:noProof/>
                 <w:webHidden/>
               </w:rPr>
-              <w:instrText xml:space="preserve"> PAGEREF _Toc220001007 \h </w:instrText>
+              <w:instrText xml:space="preserve"> PAGEREF _Toc220010417 \h </w:instrText>
             </w:r>
             <w:r>
               <w:rPr>
@@ -1181,7 +1225,7 @@
               <w:lang w:eastAsia="es-ES"/>
             </w:rPr>
           </w:pPr>
-          <w:hyperlink w:anchor="_Toc220001008" w:history="1">
+          <w:hyperlink w:anchor="_Toc220010418" w:history="1">
             <w:r>
               <w:rPr>
                 <w:rStyle w:val="Hipervnculo"/>
@@ -1208,7 +1252,7 @@
                 <w:noProof/>
                 <w:webHidden/>
               </w:rPr>
-              <w:instrText xml:space="preserve"> PAGEREF _Toc220001008 \h </w:instrText>
+              <w:instrText xml:space="preserve"> PAGEREF _Toc220010418 \h </w:instrText>
             </w:r>
             <w:r>
               <w:rPr>
@@ -1251,7 +1295,7 @@
               <w:lang w:eastAsia="es-ES"/>
             </w:rPr>
           </w:pPr>
-          <w:hyperlink w:anchor="_Toc220001009" w:history="1">
+          <w:hyperlink w:anchor="_Toc220010419" w:history="1">
             <w:r>
               <w:rPr>
                 <w:rStyle w:val="Hipervnculo"/>
@@ -1278,7 +1322,7 @@
                 <w:noProof/>
                 <w:webHidden/>
               </w:rPr>
-              <w:instrText xml:space="preserve"> PAGEREF _Toc220001009 \h </w:instrText>
+              <w:instrText xml:space="preserve"> PAGEREF _Toc220010419 \h </w:instrText>
             </w:r>
             <w:r>
               <w:rPr>
@@ -1321,7 +1365,7 @@
               <w:lang w:eastAsia="es-ES"/>
             </w:rPr>
           </w:pPr>
-          <w:hyperlink w:anchor="_Toc220001010" w:history="1">
+          <w:hyperlink w:anchor="_Toc220010420" w:history="1">
             <w:r>
               <w:rPr>
                 <w:rStyle w:val="Hipervnculo"/>
@@ -1348,7 +1392,7 @@
                 <w:noProof/>
                 <w:webHidden/>
               </w:rPr>
-              <w:instrText xml:space="preserve"> PAGEREF _Toc220001010 \h </w:instrText>
+              <w:instrText xml:space="preserve"> PAGEREF _Toc220010420 \h </w:instrText>
             </w:r>
             <w:r>
               <w:rPr>
@@ -1391,7 +1435,7 @@
               <w:lang w:eastAsia="es-ES"/>
             </w:rPr>
           </w:pPr>
-          <w:hyperlink w:anchor="_Toc220001011" w:history="1">
+          <w:hyperlink w:anchor="_Toc220010421" w:history="1">
             <w:r>
               <w:rPr>
                 <w:rStyle w:val="Hipervnculo"/>
@@ -1418,7 +1462,7 @@
                 <w:noProof/>
                 <w:webHidden/>
               </w:rPr>
-              <w:instrText xml:space="preserve"> PAGEREF _Toc220001011 \h </w:instrText>
+              <w:instrText xml:space="preserve"> PAGEREF _Toc220010421 \h </w:instrText>
             </w:r>
             <w:r>
               <w:rPr>
@@ -1461,7 +1505,7 @@
               <w:lang w:eastAsia="es-ES"/>
             </w:rPr>
           </w:pPr>
-          <w:hyperlink w:anchor="_Toc220001012" w:history="1">
+          <w:hyperlink w:anchor="_Toc220010422" w:history="1">
             <w:r>
               <w:rPr>
                 <w:rStyle w:val="Hipervnculo"/>
@@ -1488,7 +1532,7 @@
                 <w:noProof/>
                 <w:webHidden/>
               </w:rPr>
-              <w:instrText xml:space="preserve"> PAGEREF _Toc220001012 \h </w:instrText>
+              <w:instrText xml:space="preserve"> PAGEREF _Toc220010422 \h </w:instrText>
             </w:r>
             <w:r>
               <w:rPr>
@@ -1531,7 +1575,7 @@
               <w:lang w:eastAsia="es-ES"/>
             </w:rPr>
           </w:pPr>
-          <w:hyperlink w:anchor="_Toc220001013" w:history="1">
+          <w:hyperlink w:anchor="_Toc220010423" w:history="1">
             <w:r>
               <w:rPr>
                 <w:rStyle w:val="Hipervnculo"/>
@@ -1558,7 +1602,7 @@
                 <w:noProof/>
                 <w:webHidden/>
               </w:rPr>
-              <w:instrText xml:space="preserve"> PAGEREF _Toc220001013 \h </w:instrText>
+              <w:instrText xml:space="preserve"> PAGEREF _Toc220010423 \h </w:instrText>
             </w:r>
             <w:r>
               <w:rPr>
@@ -1578,7 +1622,7 @@
                 <w:noProof/>
                 <w:webHidden/>
               </w:rPr>
-              <w:t>15</w:t>
+              <w:t>16</w:t>
             </w:r>
             <w:r>
               <w:rPr>
@@ -1601,7 +1645,7 @@
               <w:lang w:eastAsia="es-ES"/>
             </w:rPr>
           </w:pPr>
-          <w:hyperlink w:anchor="_Toc220001014" w:history="1">
+          <w:hyperlink w:anchor="_Toc220010424" w:history="1">
             <w:r>
               <w:rPr>
                 <w:rStyle w:val="Hipervnculo"/>
@@ -1628,7 +1672,7 @@
                 <w:noProof/>
                 <w:webHidden/>
               </w:rPr>
-              <w:instrText xml:space="preserve"> PAGEREF _Toc220001014 \h </w:instrText>
+              <w:instrText xml:space="preserve"> PAGEREF _Toc220010424 \h </w:instrText>
             </w:r>
             <w:r>
               <w:rPr>
@@ -1648,7 +1692,7 @@
                 <w:noProof/>
                 <w:webHidden/>
               </w:rPr>
-              <w:t>15</w:t>
+              <w:t>16</w:t>
             </w:r>
             <w:r>
               <w:rPr>
@@ -1679,15 +1723,20 @@
       <w:pPr>
         <w:pStyle w:val="Ttulo1"/>
       </w:pPr>
-      <w:bookmarkStart w:id="0" w:name="_Toc220001000"/>
+      <w:bookmarkStart w:id="0" w:name="_Toc220010410"/>
       <w:r>
         <w:lastRenderedPageBreak/>
         <w:t>JavaScript</w:t>
       </w:r>
       <w:r>
-        <w:t xml:space="preserve"> de listarIndicador</w:t>
+        <w:t xml:space="preserve"> de </w:t>
+      </w:r>
+      <w:proofErr w:type="spellStart"/>
+      <w:r>
+        <w:t>listarIndicador</w:t>
       </w:r>
       <w:bookmarkEnd w:id="0"/>
+      <w:proofErr w:type="spellEnd"/>
     </w:p>
     <w:p>
       <w:pPr>
@@ -1806,8 +1855,36 @@
           <w:sz w:val="22"/>
           <w:szCs w:val="22"/>
         </w:rPr>
-        <w:t>Aquí se carga las variables para poder sacar los datos de la api con apiUrl y los filtros con indicadoresGlobal</w:t>
-      </w:r>
+        <w:t xml:space="preserve">Aquí se carga las variables para poder sacar los datos de la api con </w:t>
+      </w:r>
+      <w:proofErr w:type="spellStart"/>
+      <w:r>
+        <w:rPr>
+          <w:rFonts w:ascii="Times New Roman" w:hAnsi="Times New Roman" w:cs="Times New Roman"/>
+          <w:sz w:val="22"/>
+          <w:szCs w:val="22"/>
+        </w:rPr>
+        <w:t>apiUrl</w:t>
+      </w:r>
+      <w:proofErr w:type="spellEnd"/>
+      <w:r>
+        <w:rPr>
+          <w:rFonts w:ascii="Times New Roman" w:hAnsi="Times New Roman" w:cs="Times New Roman"/>
+          <w:sz w:val="22"/>
+          <w:szCs w:val="22"/>
+        </w:rPr>
+        <w:t xml:space="preserve"> y los filtros con </w:t>
+      </w:r>
+      <w:proofErr w:type="spellStart"/>
+      <w:r>
+        <w:rPr>
+          <w:rFonts w:ascii="Times New Roman" w:hAnsi="Times New Roman" w:cs="Times New Roman"/>
+          <w:sz w:val="22"/>
+          <w:szCs w:val="22"/>
+        </w:rPr>
+        <w:t>indicadoresGlobal</w:t>
+      </w:r>
+      <w:proofErr w:type="spellEnd"/>
     </w:p>
     <w:p>
       <w:pPr>
@@ -1822,13 +1899,23 @@
           <w:szCs w:val="22"/>
         </w:rPr>
       </w:pPr>
-      <w:r>
-        <w:rPr>
-          <w:rFonts w:ascii="Times New Roman" w:hAnsi="Times New Roman" w:cs="Times New Roman"/>
-          <w:sz w:val="22"/>
-          <w:szCs w:val="22"/>
-        </w:rPr>
-        <w:t>cargarIndicadores()</w:t>
+      <w:proofErr w:type="spellStart"/>
+      <w:r>
+        <w:rPr>
+          <w:rFonts w:ascii="Times New Roman" w:hAnsi="Times New Roman" w:cs="Times New Roman"/>
+          <w:sz w:val="22"/>
+          <w:szCs w:val="22"/>
+        </w:rPr>
+        <w:t>cargarIndicadores</w:t>
+      </w:r>
+      <w:proofErr w:type="spellEnd"/>
+      <w:r>
+        <w:rPr>
+          <w:rFonts w:ascii="Times New Roman" w:hAnsi="Times New Roman" w:cs="Times New Roman"/>
+          <w:sz w:val="22"/>
+          <w:szCs w:val="22"/>
+        </w:rPr>
+        <w:t>()</w:t>
       </w:r>
     </w:p>
     <w:p>
@@ -1917,15 +2004,87 @@
           <w:sz w:val="22"/>
           <w:szCs w:val="22"/>
         </w:rPr>
-        <w:t xml:space="preserve">obtiene los datos de la api usando “fetch”. Luego los datos que saca los almacena </w:t>
-      </w:r>
-      <w:r>
-        <w:rPr>
-          <w:rFonts w:ascii="Times New Roman" w:hAnsi="Times New Roman" w:cs="Times New Roman"/>
-          <w:sz w:val="22"/>
-          <w:szCs w:val="22"/>
-        </w:rPr>
-        <w:t>en la variable de indicadoresGlobal, para poder actualizar la interfaz de llenarSelects para los filtros y la de mostrarIndicadores para poder ver los indicadores en la tabla. Si no saca ningún dato se muestra en consola un error</w:t>
+        <w:t>obtiene los datos de la api usando “</w:t>
+      </w:r>
+      <w:proofErr w:type="spellStart"/>
+      <w:r>
+        <w:rPr>
+          <w:rFonts w:ascii="Times New Roman" w:hAnsi="Times New Roman" w:cs="Times New Roman"/>
+          <w:sz w:val="22"/>
+          <w:szCs w:val="22"/>
+        </w:rPr>
+        <w:t>fetch</w:t>
+      </w:r>
+      <w:proofErr w:type="spellEnd"/>
+      <w:r>
+        <w:rPr>
+          <w:rFonts w:ascii="Times New Roman" w:hAnsi="Times New Roman" w:cs="Times New Roman"/>
+          <w:sz w:val="22"/>
+          <w:szCs w:val="22"/>
+        </w:rPr>
+        <w:t xml:space="preserve">”. Luego los datos que saca los almacena </w:t>
+      </w:r>
+      <w:r>
+        <w:rPr>
+          <w:rFonts w:ascii="Times New Roman" w:hAnsi="Times New Roman" w:cs="Times New Roman"/>
+          <w:sz w:val="22"/>
+          <w:szCs w:val="22"/>
+        </w:rPr>
+        <w:t xml:space="preserve">en la variable de </w:t>
+      </w:r>
+      <w:proofErr w:type="spellStart"/>
+      <w:r>
+        <w:rPr>
+          <w:rFonts w:ascii="Times New Roman" w:hAnsi="Times New Roman" w:cs="Times New Roman"/>
+          <w:sz w:val="22"/>
+          <w:szCs w:val="22"/>
+        </w:rPr>
+        <w:t>indicadoresGlobal</w:t>
+      </w:r>
+      <w:proofErr w:type="spellEnd"/>
+      <w:r>
+        <w:rPr>
+          <w:rFonts w:ascii="Times New Roman" w:hAnsi="Times New Roman" w:cs="Times New Roman"/>
+          <w:sz w:val="22"/>
+          <w:szCs w:val="22"/>
+        </w:rPr>
+        <w:t xml:space="preserve">, para poder actualizar la interfaz de </w:t>
+      </w:r>
+      <w:proofErr w:type="spellStart"/>
+      <w:r>
+        <w:rPr>
+          <w:rFonts w:ascii="Times New Roman" w:hAnsi="Times New Roman" w:cs="Times New Roman"/>
+          <w:sz w:val="22"/>
+          <w:szCs w:val="22"/>
+        </w:rPr>
+        <w:t>llenarSelects</w:t>
+      </w:r>
+      <w:proofErr w:type="spellEnd"/>
+      <w:r>
+        <w:rPr>
+          <w:rFonts w:ascii="Times New Roman" w:hAnsi="Times New Roman" w:cs="Times New Roman"/>
+          <w:sz w:val="22"/>
+          <w:szCs w:val="22"/>
+        </w:rPr>
+        <w:t xml:space="preserve"> para los filtros y la de </w:t>
+      </w:r>
+      <w:proofErr w:type="spellStart"/>
+      <w:r>
+        <w:rPr>
+          <w:rFonts w:ascii="Times New Roman" w:hAnsi="Times New Roman" w:cs="Times New Roman"/>
+          <w:sz w:val="22"/>
+          <w:szCs w:val="22"/>
+        </w:rPr>
+        <w:t>mostrarIndicadores</w:t>
+      </w:r>
+      <w:proofErr w:type="spellEnd"/>
+      <w:r>
+        <w:rPr>
+          <w:rFonts w:ascii="Times New Roman" w:hAnsi="Times New Roman" w:cs="Times New Roman"/>
+          <w:sz w:val="22"/>
+          <w:szCs w:val="22"/>
+        </w:rPr>
+        <w:t xml:space="preserve"> para poder ver los indicadores en la tabla. Si no saca ningún dato se muestra en consola un error</w:t>
       </w:r>
     </w:p>
     <w:p>
@@ -1968,13 +2127,23 @@
           <w:szCs w:val="22"/>
         </w:rPr>
       </w:pPr>
-      <w:r>
-        <w:rPr>
-          <w:rFonts w:ascii="Times New Roman" w:hAnsi="Times New Roman" w:cs="Times New Roman"/>
-          <w:sz w:val="22"/>
-          <w:szCs w:val="22"/>
-        </w:rPr>
-        <w:t>mostrarIndicadores()</w:t>
+      <w:proofErr w:type="spellStart"/>
+      <w:r>
+        <w:rPr>
+          <w:rFonts w:ascii="Times New Roman" w:hAnsi="Times New Roman" w:cs="Times New Roman"/>
+          <w:sz w:val="22"/>
+          <w:szCs w:val="22"/>
+        </w:rPr>
+        <w:t>mostrarIndicadores</w:t>
+      </w:r>
+      <w:proofErr w:type="spellEnd"/>
+      <w:r>
+        <w:rPr>
+          <w:rFonts w:ascii="Times New Roman" w:hAnsi="Times New Roman" w:cs="Times New Roman"/>
+          <w:sz w:val="22"/>
+          <w:szCs w:val="22"/>
+        </w:rPr>
+        <w:t>()</w:t>
       </w:r>
     </w:p>
     <w:p>
@@ -2055,7 +2224,25 @@
           <w:sz w:val="22"/>
           <w:szCs w:val="22"/>
         </w:rPr>
-        <w:t>Esta función para poder ver en la tabla todos los indicadores en la tabla. Ya que gracias a un bucle forEach, donde se imprime en la tabla todos los indicadores.</w:t>
+        <w:t xml:space="preserve">Esta función para poder ver en la tabla todos los indicadores en la tabla. Ya que gracias a un bucle </w:t>
+      </w:r>
+      <w:proofErr w:type="spellStart"/>
+      <w:r>
+        <w:rPr>
+          <w:rFonts w:ascii="Times New Roman" w:hAnsi="Times New Roman" w:cs="Times New Roman"/>
+          <w:sz w:val="22"/>
+          <w:szCs w:val="22"/>
+        </w:rPr>
+        <w:t>forEach</w:t>
+      </w:r>
+      <w:proofErr w:type="spellEnd"/>
+      <w:r>
+        <w:rPr>
+          <w:rFonts w:ascii="Times New Roman" w:hAnsi="Times New Roman" w:cs="Times New Roman"/>
+          <w:sz w:val="22"/>
+          <w:szCs w:val="22"/>
+        </w:rPr>
+        <w:t>, donde se imprime en la tabla todos los indicadores.</w:t>
       </w:r>
       <w:r>
         <w:rPr>
@@ -2080,7 +2267,25 @@
           <w:sz w:val="22"/>
           <w:szCs w:val="22"/>
         </w:rPr>
-        <w:t xml:space="preserve"> selecionado. Cuando el usuario haga clic le mandara a otra ventana para poder ver el informe</w:t>
+        <w:t xml:space="preserve"> </w:t>
+      </w:r>
+      <w:proofErr w:type="spellStart"/>
+      <w:r>
+        <w:rPr>
+          <w:rFonts w:ascii="Times New Roman" w:hAnsi="Times New Roman" w:cs="Times New Roman"/>
+          <w:sz w:val="22"/>
+          <w:szCs w:val="22"/>
+        </w:rPr>
+        <w:t>selecionado</w:t>
+      </w:r>
+      <w:proofErr w:type="spellEnd"/>
+      <w:r>
+        <w:rPr>
+          <w:rFonts w:ascii="Times New Roman" w:hAnsi="Times New Roman" w:cs="Times New Roman"/>
+          <w:sz w:val="22"/>
+          <w:szCs w:val="22"/>
+        </w:rPr>
+        <w:t>. Cuando el usuario haga clic le mandara a otra ventana para poder ver el informe</w:t>
       </w:r>
     </w:p>
     <w:p>
@@ -2098,7 +2303,25 @@
           <w:sz w:val="22"/>
           <w:szCs w:val="22"/>
         </w:rPr>
-        <w:t xml:space="preserve">Luego al final de cada fila también hay 2 botones, el primer botón que tiene una imagen de un lapiz que sirve para poder editar. Cuando el usuario hace clic la manda a otra ventana con el ID ya seleccionado, y el usuario puede modificar los datos. El otro botón tiene el logo de </w:t>
+        <w:t xml:space="preserve">Luego al final de cada fila también hay 2 botones, el primer botón que tiene una imagen de un </w:t>
+      </w:r>
+      <w:proofErr w:type="spellStart"/>
+      <w:r>
+        <w:rPr>
+          <w:rFonts w:ascii="Times New Roman" w:hAnsi="Times New Roman" w:cs="Times New Roman"/>
+          <w:sz w:val="22"/>
+          <w:szCs w:val="22"/>
+        </w:rPr>
+        <w:t>lapiz</w:t>
+      </w:r>
+      <w:proofErr w:type="spellEnd"/>
+      <w:r>
+        <w:rPr>
+          <w:rFonts w:ascii="Times New Roman" w:hAnsi="Times New Roman" w:cs="Times New Roman"/>
+          <w:sz w:val="22"/>
+          <w:szCs w:val="22"/>
+        </w:rPr>
+        <w:t xml:space="preserve"> que sirve para poder editar. Cuando el usuario hace clic la manda a otra ventana con el ID ya seleccionado, y el usuario puede modificar los datos. El otro botón tiene el logo de </w:t>
       </w:r>
       <w:r>
         <w:rPr>
@@ -2155,6 +2378,7 @@
           <w:szCs w:val="22"/>
         </w:rPr>
       </w:pPr>
+      <w:proofErr w:type="spellStart"/>
       <w:r>
         <w:rPr>
           <w:rFonts w:ascii="Times New Roman" w:hAnsi="Times New Roman" w:cs="Times New Roman"/>
@@ -2162,7 +2386,16 @@
           <w:szCs w:val="22"/>
         </w:rPr>
         <w:lastRenderedPageBreak/>
-        <w:t>verInformeIndicador()</w:t>
+        <w:t>verInformeIndicador</w:t>
+      </w:r>
+      <w:proofErr w:type="spellEnd"/>
+      <w:r>
+        <w:rPr>
+          <w:rFonts w:ascii="Times New Roman" w:hAnsi="Times New Roman" w:cs="Times New Roman"/>
+          <w:sz w:val="22"/>
+          <w:szCs w:val="22"/>
+        </w:rPr>
+        <w:t>()</w:t>
       </w:r>
     </w:p>
     <w:p>
@@ -2269,13 +2502,23 @@
           <w:szCs w:val="22"/>
         </w:rPr>
       </w:pPr>
-      <w:r>
-        <w:rPr>
-          <w:rFonts w:ascii="Times New Roman" w:hAnsi="Times New Roman" w:cs="Times New Roman"/>
-          <w:sz w:val="22"/>
-          <w:szCs w:val="22"/>
-        </w:rPr>
-        <w:t>modificarIndicador()</w:t>
+      <w:proofErr w:type="spellStart"/>
+      <w:r>
+        <w:rPr>
+          <w:rFonts w:ascii="Times New Roman" w:hAnsi="Times New Roman" w:cs="Times New Roman"/>
+          <w:sz w:val="22"/>
+          <w:szCs w:val="22"/>
+        </w:rPr>
+        <w:t>modificarIndicador</w:t>
+      </w:r>
+      <w:proofErr w:type="spellEnd"/>
+      <w:r>
+        <w:rPr>
+          <w:rFonts w:ascii="Times New Roman" w:hAnsi="Times New Roman" w:cs="Times New Roman"/>
+          <w:sz w:val="22"/>
+          <w:szCs w:val="22"/>
+        </w:rPr>
+        <w:t>()</w:t>
       </w:r>
     </w:p>
     <w:p>
@@ -2356,8 +2599,18 @@
           <w:sz w:val="22"/>
           <w:szCs w:val="22"/>
         </w:rPr>
-        <w:t>Esta función, es la que sirve para poder modificar los datos del indicador. Ya que cuando el usuario hace clic en el lápiz, manda al usuario a una ventana, y ahí puede modificar los datos del indicador. Y el ID ya estará selecionado</w:t>
-      </w:r>
+        <w:t xml:space="preserve">Esta función, es la que sirve para poder modificar los datos del indicador. Ya que cuando el usuario hace clic en el lápiz, manda al usuario a una ventana, y ahí puede modificar los datos del indicador. Y el ID ya estará </w:t>
+      </w:r>
+      <w:proofErr w:type="spellStart"/>
+      <w:r>
+        <w:rPr>
+          <w:rFonts w:ascii="Times New Roman" w:hAnsi="Times New Roman" w:cs="Times New Roman"/>
+          <w:sz w:val="22"/>
+          <w:szCs w:val="22"/>
+        </w:rPr>
+        <w:t>selecionado</w:t>
+      </w:r>
+      <w:proofErr w:type="spellEnd"/>
     </w:p>
     <w:p>
       <w:pPr>
@@ -2382,13 +2635,23 @@
           <w:szCs w:val="22"/>
         </w:rPr>
       </w:pPr>
-      <w:r>
-        <w:rPr>
-          <w:rFonts w:ascii="Times New Roman" w:hAnsi="Times New Roman" w:cs="Times New Roman"/>
-          <w:sz w:val="22"/>
-          <w:szCs w:val="22"/>
-        </w:rPr>
-        <w:t>eliminarIndicador()</w:t>
+      <w:proofErr w:type="spellStart"/>
+      <w:r>
+        <w:rPr>
+          <w:rFonts w:ascii="Times New Roman" w:hAnsi="Times New Roman" w:cs="Times New Roman"/>
+          <w:sz w:val="22"/>
+          <w:szCs w:val="22"/>
+        </w:rPr>
+        <w:t>eliminarIndicador</w:t>
+      </w:r>
+      <w:proofErr w:type="spellEnd"/>
+      <w:r>
+        <w:rPr>
+          <w:rFonts w:ascii="Times New Roman" w:hAnsi="Times New Roman" w:cs="Times New Roman"/>
+          <w:sz w:val="22"/>
+          <w:szCs w:val="22"/>
+        </w:rPr>
+        <w:t>()</w:t>
       </w:r>
     </w:p>
     <w:p>
@@ -2469,7 +2732,25 @@
           <w:sz w:val="22"/>
           <w:szCs w:val="22"/>
         </w:rPr>
-        <w:t>Esta función sirve para poder eliminar el indicador cuando se hace clic en eliminar. Y cuando el usuario hace clic en eliminar indicador, sale un mensaje por pantalla, para pedir al usuario de que si esta seguro de eliminar el indicador. Y luego se actualiza</w:t>
+        <w:t xml:space="preserve">Esta función sirve para poder eliminar el indicador cuando se hace clic en eliminar. Y cuando el usuario hace clic en eliminar indicador, sale un mensaje por pantalla, para pedir al usuario de que si </w:t>
+      </w:r>
+      <w:proofErr w:type="spellStart"/>
+      <w:r>
+        <w:rPr>
+          <w:rFonts w:ascii="Times New Roman" w:hAnsi="Times New Roman" w:cs="Times New Roman"/>
+          <w:sz w:val="22"/>
+          <w:szCs w:val="22"/>
+        </w:rPr>
+        <w:t>esta</w:t>
+      </w:r>
+      <w:proofErr w:type="spellEnd"/>
+      <w:r>
+        <w:rPr>
+          <w:rFonts w:ascii="Times New Roman" w:hAnsi="Times New Roman" w:cs="Times New Roman"/>
+          <w:sz w:val="22"/>
+          <w:szCs w:val="22"/>
+        </w:rPr>
+        <w:t xml:space="preserve"> seguro de eliminar el indicador. Y luego se actualiza</w:t>
       </w:r>
     </w:p>
     <w:p>
@@ -2640,13 +2921,23 @@
           <w:szCs w:val="22"/>
         </w:rPr>
       </w:pPr>
-      <w:r>
-        <w:rPr>
-          <w:rFonts w:ascii="Times New Roman" w:hAnsi="Times New Roman" w:cs="Times New Roman"/>
-          <w:sz w:val="22"/>
-          <w:szCs w:val="22"/>
-        </w:rPr>
-        <w:t>llenarSelects()</w:t>
+      <w:proofErr w:type="spellStart"/>
+      <w:r>
+        <w:rPr>
+          <w:rFonts w:ascii="Times New Roman" w:hAnsi="Times New Roman" w:cs="Times New Roman"/>
+          <w:sz w:val="22"/>
+          <w:szCs w:val="22"/>
+        </w:rPr>
+        <w:t>llenarSelects</w:t>
+      </w:r>
+      <w:proofErr w:type="spellEnd"/>
+      <w:r>
+        <w:rPr>
+          <w:rFonts w:ascii="Times New Roman" w:hAnsi="Times New Roman" w:cs="Times New Roman"/>
+          <w:sz w:val="22"/>
+          <w:szCs w:val="22"/>
+        </w:rPr>
+        <w:t>()</w:t>
       </w:r>
     </w:p>
     <w:p>
@@ -2727,7 +3018,115 @@
           <w:sz w:val="22"/>
           <w:szCs w:val="22"/>
         </w:rPr>
-        <w:t xml:space="preserve">Lo que hace esta función, es llenar los selects con el buscle forEach, para el filtro. Ya que si la api, no estaría en funcionamiento ningún filtro funcionaria, y la única opción seria de “Todos”. Pero si la api esta en funcionamiento los select se llenan solo con los 2 </w:t>
+        <w:t xml:space="preserve">Lo que hace esta función, es llenar los </w:t>
+      </w:r>
+      <w:proofErr w:type="spellStart"/>
+      <w:r>
+        <w:rPr>
+          <w:rFonts w:ascii="Times New Roman" w:hAnsi="Times New Roman" w:cs="Times New Roman"/>
+          <w:sz w:val="22"/>
+          <w:szCs w:val="22"/>
+        </w:rPr>
+        <w:t>selects</w:t>
+      </w:r>
+      <w:proofErr w:type="spellEnd"/>
+      <w:r>
+        <w:rPr>
+          <w:rFonts w:ascii="Times New Roman" w:hAnsi="Times New Roman" w:cs="Times New Roman"/>
+          <w:sz w:val="22"/>
+          <w:szCs w:val="22"/>
+        </w:rPr>
+        <w:t xml:space="preserve"> con el </w:t>
+      </w:r>
+      <w:proofErr w:type="spellStart"/>
+      <w:r>
+        <w:rPr>
+          <w:rFonts w:ascii="Times New Roman" w:hAnsi="Times New Roman" w:cs="Times New Roman"/>
+          <w:sz w:val="22"/>
+          <w:szCs w:val="22"/>
+        </w:rPr>
+        <w:t>buscle</w:t>
+      </w:r>
+      <w:proofErr w:type="spellEnd"/>
+      <w:r>
+        <w:rPr>
+          <w:rFonts w:ascii="Times New Roman" w:hAnsi="Times New Roman" w:cs="Times New Roman"/>
+          <w:sz w:val="22"/>
+          <w:szCs w:val="22"/>
+        </w:rPr>
+        <w:t xml:space="preserve"> </w:t>
+      </w:r>
+      <w:proofErr w:type="spellStart"/>
+      <w:r>
+        <w:rPr>
+          <w:rFonts w:ascii="Times New Roman" w:hAnsi="Times New Roman" w:cs="Times New Roman"/>
+          <w:sz w:val="22"/>
+          <w:szCs w:val="22"/>
+        </w:rPr>
+        <w:t>forEach</w:t>
+      </w:r>
+      <w:proofErr w:type="spellEnd"/>
+      <w:r>
+        <w:rPr>
+          <w:rFonts w:ascii="Times New Roman" w:hAnsi="Times New Roman" w:cs="Times New Roman"/>
+          <w:sz w:val="22"/>
+          <w:szCs w:val="22"/>
+        </w:rPr>
+        <w:t xml:space="preserve">, para el filtro. Ya que si la api, no estaría en funcionamiento ningún filtro funcionaria, y la única opción </w:t>
+      </w:r>
+      <w:proofErr w:type="spellStart"/>
+      <w:r>
+        <w:rPr>
+          <w:rFonts w:ascii="Times New Roman" w:hAnsi="Times New Roman" w:cs="Times New Roman"/>
+          <w:sz w:val="22"/>
+          <w:szCs w:val="22"/>
+        </w:rPr>
+        <w:t>seria</w:t>
+      </w:r>
+      <w:proofErr w:type="spellEnd"/>
+      <w:r>
+        <w:rPr>
+          <w:rFonts w:ascii="Times New Roman" w:hAnsi="Times New Roman" w:cs="Times New Roman"/>
+          <w:sz w:val="22"/>
+          <w:szCs w:val="22"/>
+        </w:rPr>
+        <w:t xml:space="preserve"> de “Todos”. Pero si la api </w:t>
+      </w:r>
+      <w:proofErr w:type="spellStart"/>
+      <w:r>
+        <w:rPr>
+          <w:rFonts w:ascii="Times New Roman" w:hAnsi="Times New Roman" w:cs="Times New Roman"/>
+          <w:sz w:val="22"/>
+          <w:szCs w:val="22"/>
+        </w:rPr>
+        <w:t>esta</w:t>
+      </w:r>
+      <w:proofErr w:type="spellEnd"/>
+      <w:r>
+        <w:rPr>
+          <w:rFonts w:ascii="Times New Roman" w:hAnsi="Times New Roman" w:cs="Times New Roman"/>
+          <w:sz w:val="22"/>
+          <w:szCs w:val="22"/>
+        </w:rPr>
+        <w:t xml:space="preserve"> en funcionamiento los </w:t>
+      </w:r>
+      <w:proofErr w:type="spellStart"/>
+      <w:r>
+        <w:rPr>
+          <w:rFonts w:ascii="Times New Roman" w:hAnsi="Times New Roman" w:cs="Times New Roman"/>
+          <w:sz w:val="22"/>
+          <w:szCs w:val="22"/>
+        </w:rPr>
+        <w:t>select</w:t>
+      </w:r>
+      <w:proofErr w:type="spellEnd"/>
+      <w:r>
+        <w:rPr>
+          <w:rFonts w:ascii="Times New Roman" w:hAnsi="Times New Roman" w:cs="Times New Roman"/>
+          <w:sz w:val="22"/>
+          <w:szCs w:val="22"/>
+        </w:rPr>
+        <w:t xml:space="preserve"> se llenan solo con los 2 </w:t>
       </w:r>
       <w:r>
         <w:rPr>
@@ -2736,7 +3135,97 @@
           <w:szCs w:val="22"/>
         </w:rPr>
         <w:lastRenderedPageBreak/>
-        <w:t>bucles de forEach. Ya que hay un bucle en tipo y ese bucle solo selecciona los tipos de la api en el select. También esta el segundo bucle forEach que es de ámbito, donde en el select solo se va a ver todos los ámbitos que hay en la api</w:t>
+        <w:t xml:space="preserve">bucles de </w:t>
+      </w:r>
+      <w:proofErr w:type="spellStart"/>
+      <w:r>
+        <w:rPr>
+          <w:rFonts w:ascii="Times New Roman" w:hAnsi="Times New Roman" w:cs="Times New Roman"/>
+          <w:sz w:val="22"/>
+          <w:szCs w:val="22"/>
+        </w:rPr>
+        <w:t>forEach</w:t>
+      </w:r>
+      <w:proofErr w:type="spellEnd"/>
+      <w:r>
+        <w:rPr>
+          <w:rFonts w:ascii="Times New Roman" w:hAnsi="Times New Roman" w:cs="Times New Roman"/>
+          <w:sz w:val="22"/>
+          <w:szCs w:val="22"/>
+        </w:rPr>
+        <w:t xml:space="preserve">. Ya que hay un bucle en tipo y ese bucle solo selecciona los tipos de la api en el </w:t>
+      </w:r>
+      <w:proofErr w:type="spellStart"/>
+      <w:r>
+        <w:rPr>
+          <w:rFonts w:ascii="Times New Roman" w:hAnsi="Times New Roman" w:cs="Times New Roman"/>
+          <w:sz w:val="22"/>
+          <w:szCs w:val="22"/>
+        </w:rPr>
+        <w:t>select</w:t>
+      </w:r>
+      <w:proofErr w:type="spellEnd"/>
+      <w:r>
+        <w:rPr>
+          <w:rFonts w:ascii="Times New Roman" w:hAnsi="Times New Roman" w:cs="Times New Roman"/>
+          <w:sz w:val="22"/>
+          <w:szCs w:val="22"/>
+        </w:rPr>
+        <w:t xml:space="preserve">. También </w:t>
+      </w:r>
+      <w:proofErr w:type="spellStart"/>
+      <w:r>
+        <w:rPr>
+          <w:rFonts w:ascii="Times New Roman" w:hAnsi="Times New Roman" w:cs="Times New Roman"/>
+          <w:sz w:val="22"/>
+          <w:szCs w:val="22"/>
+        </w:rPr>
+        <w:t>esta</w:t>
+      </w:r>
+      <w:proofErr w:type="spellEnd"/>
+      <w:r>
+        <w:rPr>
+          <w:rFonts w:ascii="Times New Roman" w:hAnsi="Times New Roman" w:cs="Times New Roman"/>
+          <w:sz w:val="22"/>
+          <w:szCs w:val="22"/>
+        </w:rPr>
+        <w:t xml:space="preserve"> el segundo bucle </w:t>
+      </w:r>
+      <w:proofErr w:type="spellStart"/>
+      <w:r>
+        <w:rPr>
+          <w:rFonts w:ascii="Times New Roman" w:hAnsi="Times New Roman" w:cs="Times New Roman"/>
+          <w:sz w:val="22"/>
+          <w:szCs w:val="22"/>
+        </w:rPr>
+        <w:t>forEach</w:t>
+      </w:r>
+      <w:proofErr w:type="spellEnd"/>
+      <w:r>
+        <w:rPr>
+          <w:rFonts w:ascii="Times New Roman" w:hAnsi="Times New Roman" w:cs="Times New Roman"/>
+          <w:sz w:val="22"/>
+          <w:szCs w:val="22"/>
+        </w:rPr>
+        <w:t xml:space="preserve"> que es de ámbito, donde en el </w:t>
+      </w:r>
+      <w:proofErr w:type="spellStart"/>
+      <w:r>
+        <w:rPr>
+          <w:rFonts w:ascii="Times New Roman" w:hAnsi="Times New Roman" w:cs="Times New Roman"/>
+          <w:sz w:val="22"/>
+          <w:szCs w:val="22"/>
+        </w:rPr>
+        <w:t>select</w:t>
+      </w:r>
+      <w:proofErr w:type="spellEnd"/>
+      <w:r>
+        <w:rPr>
+          <w:rFonts w:ascii="Times New Roman" w:hAnsi="Times New Roman" w:cs="Times New Roman"/>
+          <w:sz w:val="22"/>
+          <w:szCs w:val="22"/>
+        </w:rPr>
+        <w:t xml:space="preserve"> solo se va a ver todos los ámbitos que hay en la api</w:t>
       </w:r>
     </w:p>
     <w:p>
@@ -2760,12 +3249,17 @@
       <w:pPr>
         <w:pStyle w:val="Ttulo1"/>
       </w:pPr>
-      <w:bookmarkStart w:id="1" w:name="_Toc220001001"/>
+      <w:bookmarkStart w:id="1" w:name="_Toc220010411"/>
       <w:r>
         <w:lastRenderedPageBreak/>
-        <w:t>JavaScript de agregarIndicador</w:t>
+        <w:t xml:space="preserve">JavaScript de </w:t>
+      </w:r>
+      <w:proofErr w:type="spellStart"/>
+      <w:r>
+        <w:t>agregarIndicador</w:t>
       </w:r>
       <w:bookmarkEnd w:id="1"/>
+      <w:proofErr w:type="spellEnd"/>
     </w:p>
     <w:p>
       <w:pPr>
@@ -2883,12 +3377,17 @@
       <w:pPr>
         <w:pStyle w:val="Ttulo1"/>
       </w:pPr>
-      <w:bookmarkStart w:id="2" w:name="_Toc220001002"/>
+      <w:bookmarkStart w:id="2" w:name="_Toc220010412"/>
       <w:r>
         <w:lastRenderedPageBreak/>
-        <w:t>JavaScript de actualizarIndicador</w:t>
+        <w:t xml:space="preserve">JavaScript de </w:t>
+      </w:r>
+      <w:proofErr w:type="spellStart"/>
+      <w:r>
+        <w:t>actualizarIndicador</w:t>
       </w:r>
       <w:bookmarkEnd w:id="2"/>
+      <w:proofErr w:type="spellEnd"/>
     </w:p>
     <w:p>
       <w:pPr>
@@ -3027,6 +3526,7 @@
         </w:rPr>
         <w:t xml:space="preserve">seleccionado. Primero se pilla el ID, ya que la función </w:t>
       </w:r>
+      <w:proofErr w:type="spellStart"/>
       <w:r>
         <w:rPr>
           <w:rFonts w:ascii="Times New Roman" w:hAnsi="Times New Roman" w:cs="Times New Roman"/>
@@ -3034,24 +3534,87 @@
           <w:szCs w:val="22"/>
         </w:rPr>
         <w:lastRenderedPageBreak/>
-        <w:t>init pilla el ID. Si el ID se pilla bien hay un mensaje, y si no lo ha pillado hay un mensaje de error.</w:t>
-      </w:r>
-    </w:p>
-    <w:p>
-      <w:pPr>
-        <w:rPr>
-          <w:rFonts w:ascii="Times New Roman" w:hAnsi="Times New Roman" w:cs="Times New Roman"/>
-          <w:sz w:val="22"/>
-          <w:szCs w:val="22"/>
-        </w:rPr>
-      </w:pPr>
-      <w:r>
-        <w:rPr>
-          <w:rFonts w:ascii="Times New Roman" w:hAnsi="Times New Roman" w:cs="Times New Roman"/>
-          <w:sz w:val="22"/>
-          <w:szCs w:val="22"/>
-        </w:rPr>
-        <w:t>Después la función de guardarIndicador, es lo mismo que la función que esta en el archivo de agregarIndicador, pero solo cambia el enlace, que pilla el de actualizar y además el método es un PUT, y no el de POST</w:t>
+        <w:t>init</w:t>
+      </w:r>
+      <w:proofErr w:type="spellEnd"/>
+      <w:r>
+        <w:rPr>
+          <w:rFonts w:ascii="Times New Roman" w:hAnsi="Times New Roman" w:cs="Times New Roman"/>
+          <w:sz w:val="22"/>
+          <w:szCs w:val="22"/>
+        </w:rPr>
+        <w:t xml:space="preserve"> pilla el ID. Si el ID se pilla bien hay un mensaje, y si no lo ha pillado hay un mensaje de error.</w:t>
+      </w:r>
+    </w:p>
+    <w:p>
+      <w:pPr>
+        <w:rPr>
+          <w:rFonts w:ascii="Times New Roman" w:hAnsi="Times New Roman" w:cs="Times New Roman"/>
+          <w:sz w:val="22"/>
+          <w:szCs w:val="22"/>
+        </w:rPr>
+      </w:pPr>
+      <w:r>
+        <w:rPr>
+          <w:rFonts w:ascii="Times New Roman" w:hAnsi="Times New Roman" w:cs="Times New Roman"/>
+          <w:sz w:val="22"/>
+          <w:szCs w:val="22"/>
+        </w:rPr>
+        <w:t xml:space="preserve">Después la función de </w:t>
+      </w:r>
+      <w:proofErr w:type="spellStart"/>
+      <w:r>
+        <w:rPr>
+          <w:rFonts w:ascii="Times New Roman" w:hAnsi="Times New Roman" w:cs="Times New Roman"/>
+          <w:sz w:val="22"/>
+          <w:szCs w:val="22"/>
+        </w:rPr>
+        <w:t>guardarIndicador</w:t>
+      </w:r>
+      <w:proofErr w:type="spellEnd"/>
+      <w:r>
+        <w:rPr>
+          <w:rFonts w:ascii="Times New Roman" w:hAnsi="Times New Roman" w:cs="Times New Roman"/>
+          <w:sz w:val="22"/>
+          <w:szCs w:val="22"/>
+        </w:rPr>
+        <w:t xml:space="preserve">, es lo mismo que la función que </w:t>
+      </w:r>
+      <w:proofErr w:type="spellStart"/>
+      <w:r>
+        <w:rPr>
+          <w:rFonts w:ascii="Times New Roman" w:hAnsi="Times New Roman" w:cs="Times New Roman"/>
+          <w:sz w:val="22"/>
+          <w:szCs w:val="22"/>
+        </w:rPr>
+        <w:t>esta</w:t>
+      </w:r>
+      <w:proofErr w:type="spellEnd"/>
+      <w:r>
+        <w:rPr>
+          <w:rFonts w:ascii="Times New Roman" w:hAnsi="Times New Roman" w:cs="Times New Roman"/>
+          <w:sz w:val="22"/>
+          <w:szCs w:val="22"/>
+        </w:rPr>
+        <w:t xml:space="preserve"> en el archivo de </w:t>
+      </w:r>
+      <w:proofErr w:type="spellStart"/>
+      <w:r>
+        <w:rPr>
+          <w:rFonts w:ascii="Times New Roman" w:hAnsi="Times New Roman" w:cs="Times New Roman"/>
+          <w:sz w:val="22"/>
+          <w:szCs w:val="22"/>
+        </w:rPr>
+        <w:t>agregarIndicador</w:t>
+      </w:r>
+      <w:proofErr w:type="spellEnd"/>
+      <w:r>
+        <w:rPr>
+          <w:rFonts w:ascii="Times New Roman" w:hAnsi="Times New Roman" w:cs="Times New Roman"/>
+          <w:sz w:val="22"/>
+          <w:szCs w:val="22"/>
+        </w:rPr>
+        <w:t>, pero solo cambia el enlace, que pilla el de actualizar y además el método es un PUT, y no el de POST</w:t>
       </w:r>
     </w:p>
     <w:p>
@@ -3084,12 +3647,17 @@
       <w:pPr>
         <w:pStyle w:val="Ttulo1"/>
       </w:pPr>
-      <w:bookmarkStart w:id="3" w:name="_Toc220001003"/>
+      <w:bookmarkStart w:id="3" w:name="_Toc220010413"/>
       <w:r>
         <w:lastRenderedPageBreak/>
-        <w:t>JavaScript de informeIndicador</w:t>
+        <w:t xml:space="preserve">JavaScript de </w:t>
+      </w:r>
+      <w:proofErr w:type="spellStart"/>
+      <w:r>
+        <w:t>informeIndicador</w:t>
       </w:r>
       <w:bookmarkEnd w:id="3"/>
+      <w:proofErr w:type="spellEnd"/>
     </w:p>
     <w:p>
       <w:pPr>
@@ -3209,7 +3777,25 @@
           <w:sz w:val="22"/>
           <w:szCs w:val="22"/>
         </w:rPr>
-        <w:t>En este JS, lo que se hace es imprimir el informe de cada indicador por ID. Ya que cuando el usuario en la tabla de los indicadores selecciona el informe del ID. Primero se pilla el ID y luego, si el indicador no ha sido encontrado hay un mensaje de error. Y si encuentra el ID, se imprime todo el informe en una card, con todos los datos del indicador.</w:t>
+        <w:t xml:space="preserve">En este JS, lo que se hace es imprimir el informe de cada indicador por ID. Ya que cuando el usuario en la tabla de los indicadores selecciona el informe del ID. Primero se pilla el ID y luego, si el indicador no ha sido encontrado hay un mensaje de error. Y si encuentra el ID, se imprime todo el informe en una </w:t>
+      </w:r>
+      <w:proofErr w:type="spellStart"/>
+      <w:r>
+        <w:rPr>
+          <w:rFonts w:ascii="Times New Roman" w:hAnsi="Times New Roman" w:cs="Times New Roman"/>
+          <w:sz w:val="22"/>
+          <w:szCs w:val="22"/>
+        </w:rPr>
+        <w:t>card</w:t>
+      </w:r>
+      <w:proofErr w:type="spellEnd"/>
+      <w:r>
+        <w:rPr>
+          <w:rFonts w:ascii="Times New Roman" w:hAnsi="Times New Roman" w:cs="Times New Roman"/>
+          <w:sz w:val="22"/>
+          <w:szCs w:val="22"/>
+        </w:rPr>
+        <w:t>, con todos los datos del indicador.</w:t>
       </w:r>
       <w:r>
         <w:rPr>
@@ -3241,7 +3827,7 @@
       <w:pPr>
         <w:pStyle w:val="Ttulo1"/>
       </w:pPr>
-      <w:bookmarkStart w:id="4" w:name="_Toc220001004"/>
+      <w:bookmarkStart w:id="4" w:name="_Toc220010414"/>
       <w:r>
         <w:lastRenderedPageBreak/>
         <w:t>Capturas</w:t>
@@ -3255,7 +3841,7 @@
       <w:pPr>
         <w:pStyle w:val="Ttulo2"/>
       </w:pPr>
-      <w:bookmarkStart w:id="5" w:name="_Toc220001005"/>
+      <w:bookmarkStart w:id="5" w:name="_Toc220010415"/>
       <w:r>
         <w:t>Inicio</w:t>
       </w:r>
@@ -3263,6 +3849,9 @@
     </w:p>
     <w:p>
       <w:r>
+        <w:rPr>
+          <w:noProof/>
+        </w:rPr>
         <w:drawing>
           <wp:inline distT="0" distB="0" distL="0" distR="0" wp14:anchorId="3C6A5F87" wp14:editId="587BFD7D">
             <wp:extent cx="5400040" cy="2553335"/>
@@ -3304,7 +3893,7 @@
       <w:pPr>
         <w:pStyle w:val="Ttulo2"/>
       </w:pPr>
-      <w:bookmarkStart w:id="6" w:name="_Toc220001006"/>
+      <w:bookmarkStart w:id="6" w:name="_Toc220010416"/>
       <w:r>
         <w:t>Listado de los indicadores</w:t>
       </w:r>
@@ -3361,7 +3950,7 @@
       <w:pPr>
         <w:pStyle w:val="Ttulo2"/>
       </w:pPr>
-      <w:bookmarkStart w:id="7" w:name="_Toc220001007"/>
+      <w:bookmarkStart w:id="7" w:name="_Toc220010417"/>
       <w:r>
         <w:lastRenderedPageBreak/>
         <w:t>Filtro de los indicadores</w:t>
@@ -3372,7 +3961,7 @@
       <w:pPr>
         <w:pStyle w:val="Ttulo3"/>
       </w:pPr>
-      <w:bookmarkStart w:id="8" w:name="_Toc220001008"/>
+      <w:bookmarkStart w:id="8" w:name="_Toc220010418"/>
       <w:r>
         <w:t>Filtrar por tipo</w:t>
       </w:r>
@@ -3424,7 +4013,7 @@
       <w:pPr>
         <w:pStyle w:val="Ttulo3"/>
       </w:pPr>
-      <w:bookmarkStart w:id="9" w:name="_Toc220001009"/>
+      <w:bookmarkStart w:id="9" w:name="_Toc220010419"/>
       <w:r>
         <w:t>Filtrar por ámbito</w:t>
       </w:r>
@@ -3476,7 +4065,7 @@
       <w:pPr>
         <w:pStyle w:val="Ttulo3"/>
       </w:pPr>
-      <w:bookmarkStart w:id="10" w:name="_Toc220001010"/>
+      <w:bookmarkStart w:id="10" w:name="_Toc220010420"/>
       <w:r>
         <w:t>Los 2 filtros a la vez</w:t>
       </w:r>
@@ -3533,7 +4122,7 @@
       <w:pPr>
         <w:pStyle w:val="Ttulo2"/>
       </w:pPr>
-      <w:bookmarkStart w:id="11" w:name="_Toc220001011"/>
+      <w:bookmarkStart w:id="11" w:name="_Toc220010421"/>
       <w:r>
         <w:lastRenderedPageBreak/>
         <w:t>Agregar indicador</w:t>
@@ -3551,10 +4140,10 @@
           <w:noProof/>
         </w:rPr>
         <w:drawing>
-          <wp:inline distT="0" distB="0" distL="0" distR="0" wp14:anchorId="6FB08E64" wp14:editId="3518D7DA">
-            <wp:extent cx="3291728" cy="3905250"/>
-            <wp:effectExtent l="0" t="0" r="4445" b="0"/>
-            <wp:docPr id="20" name="Imagen 20"/>
+          <wp:inline distT="0" distB="0" distL="0" distR="0" wp14:anchorId="2DE8AE2C" wp14:editId="4E3B3784">
+            <wp:extent cx="5400040" cy="5234940"/>
+            <wp:effectExtent l="0" t="0" r="0" b="3810"/>
+            <wp:docPr id="1432438568" name="Imagen 1" descr="Interfaz de usuario gráfica, Aplicación&#10;&#10;El contenido generado por IA puede ser incorrecto."/>
             <wp:cNvGraphicFramePr>
               <a:graphicFrameLocks xmlns:a="http://schemas.openxmlformats.org/drawingml/2006/main" noChangeAspect="1"/>
             </wp:cNvGraphicFramePr>
@@ -3562,7 +4151,7 @@
               <a:graphicData uri="http://schemas.openxmlformats.org/drawingml/2006/picture">
                 <pic:pic xmlns:pic="http://schemas.openxmlformats.org/drawingml/2006/picture">
                   <pic:nvPicPr>
-                    <pic:cNvPr id="1" name=""/>
+                    <pic:cNvPr id="1432438568" name="Imagen 1" descr="Interfaz de usuario gráfica, Aplicación&#10;&#10;El contenido generado por IA puede ser incorrecto."/>
                     <pic:cNvPicPr/>
                   </pic:nvPicPr>
                   <pic:blipFill>
@@ -3574,7 +4163,7 @@
                   <pic:spPr>
                     <a:xfrm>
                       <a:off x="0" y="0"/>
-                      <a:ext cx="3292674" cy="3906372"/>
+                      <a:ext cx="5400040" cy="5234940"/>
                     </a:xfrm>
                     <a:prstGeom prst="rect">
                       <a:avLst/>
@@ -3592,15 +4181,22 @@
         </w:rPr>
         <w:t xml:space="preserve"> </w:t>
       </w:r>
-      <w:r>
+    </w:p>
+    <w:p>
+      <w:pPr>
         <w:rPr>
           <w:noProof/>
         </w:rPr>
+      </w:pPr>
+      <w:r>
+        <w:rPr>
+          <w:noProof/>
+        </w:rPr>
         <w:drawing>
-          <wp:inline distT="0" distB="0" distL="0" distR="0" wp14:anchorId="38854A25" wp14:editId="6C7A42EF">
-            <wp:extent cx="4963218" cy="3143689"/>
-            <wp:effectExtent l="0" t="0" r="8890" b="0"/>
-            <wp:docPr id="21" name="Imagen 21"/>
+          <wp:inline distT="0" distB="0" distL="0" distR="0" wp14:anchorId="3672D75D" wp14:editId="4AE28011">
+            <wp:extent cx="5400040" cy="3016250"/>
+            <wp:effectExtent l="0" t="0" r="0" b="0"/>
+            <wp:docPr id="1121650217" name="Imagen 1" descr="Interfaz de usuario gráfica, Texto, Aplicación, Chat o mensaje de texto&#10;&#10;El contenido generado por IA puede ser incorrecto."/>
             <wp:cNvGraphicFramePr>
               <a:graphicFrameLocks xmlns:a="http://schemas.openxmlformats.org/drawingml/2006/main" noChangeAspect="1"/>
             </wp:cNvGraphicFramePr>
@@ -3608,7 +4204,7 @@
               <a:graphicData uri="http://schemas.openxmlformats.org/drawingml/2006/picture">
                 <pic:pic xmlns:pic="http://schemas.openxmlformats.org/drawingml/2006/picture">
                   <pic:nvPicPr>
-                    <pic:cNvPr id="1" name=""/>
+                    <pic:cNvPr id="1121650217" name="Imagen 1" descr="Interfaz de usuario gráfica, Texto, Aplicación, Chat o mensaje de texto&#10;&#10;El contenido generado por IA puede ser incorrecto."/>
                     <pic:cNvPicPr/>
                   </pic:nvPicPr>
                   <pic:blipFill>
@@ -3620,7 +4216,7 @@
                   <pic:spPr>
                     <a:xfrm>
                       <a:off x="0" y="0"/>
-                      <a:ext cx="4963218" cy="3143689"/>
+                      <a:ext cx="5400040" cy="3016250"/>
                     </a:xfrm>
                     <a:prstGeom prst="rect">
                       <a:avLst/>
@@ -3634,15 +4230,21 @@
       </w:r>
     </w:p>
     <w:p>
-      <w:r>
+      <w:pPr>
         <w:rPr>
           <w:noProof/>
         </w:rPr>
+      </w:pPr>
+      <w:r>
+        <w:rPr>
+          <w:noProof/>
+        </w:rPr>
+        <w:lastRenderedPageBreak/>
         <w:drawing>
-          <wp:inline distT="0" distB="0" distL="0" distR="0" wp14:anchorId="566AEC26" wp14:editId="443630CB">
-            <wp:extent cx="5400040" cy="198120"/>
-            <wp:effectExtent l="0" t="0" r="0" b="0"/>
-            <wp:docPr id="22" name="Imagen 22"/>
+          <wp:inline distT="0" distB="0" distL="0" distR="0" wp14:anchorId="08FDBD53" wp14:editId="45E495DD">
+            <wp:extent cx="5400040" cy="1576705"/>
+            <wp:effectExtent l="0" t="0" r="0" b="4445"/>
+            <wp:docPr id="197278253" name="Imagen 1" descr="Interfaz de usuario gráfica, Texto, Aplicación, Chat o mensaje de texto&#10;&#10;El contenido generado por IA puede ser incorrecto."/>
             <wp:cNvGraphicFramePr>
               <a:graphicFrameLocks xmlns:a="http://schemas.openxmlformats.org/drawingml/2006/main" noChangeAspect="1"/>
             </wp:cNvGraphicFramePr>
@@ -3650,7 +4252,7 @@
               <a:graphicData uri="http://schemas.openxmlformats.org/drawingml/2006/picture">
                 <pic:pic xmlns:pic="http://schemas.openxmlformats.org/drawingml/2006/picture">
                   <pic:nvPicPr>
-                    <pic:cNvPr id="1" name=""/>
+                    <pic:cNvPr id="197278253" name="Imagen 1" descr="Interfaz de usuario gráfica, Texto, Aplicación, Chat o mensaje de texto&#10;&#10;El contenido generado por IA puede ser incorrecto."/>
                     <pic:cNvPicPr/>
                   </pic:nvPicPr>
                   <pic:blipFill>
@@ -3662,7 +4264,7 @@
                   <pic:spPr>
                     <a:xfrm>
                       <a:off x="0" y="0"/>
-                      <a:ext cx="5400040" cy="198120"/>
+                      <a:ext cx="5400040" cy="1576705"/>
                     </a:xfrm>
                     <a:prstGeom prst="rect">
                       <a:avLst/>
@@ -3675,29 +4277,13 @@
         </w:drawing>
       </w:r>
     </w:p>
-    <w:p/>
-    <w:p/>
-    <w:p>
-      <w:pPr>
-        <w:pStyle w:val="Ttulo2"/>
-      </w:pPr>
-      <w:bookmarkStart w:id="12" w:name="_Toc220001012"/>
-      <w:r>
-        <w:lastRenderedPageBreak/>
-        <w:t>Modificar indicador</w:t>
-      </w:r>
-      <w:bookmarkEnd w:id="12"/>
-    </w:p>
-    <w:p>
-      <w:r>
-        <w:rPr>
-          <w:noProof/>
-        </w:rPr>
+    <w:p>
+      <w:r>
         <w:drawing>
-          <wp:inline distT="0" distB="0" distL="0" distR="0" wp14:anchorId="23CAE5CC" wp14:editId="1C2B1F2E">
-            <wp:extent cx="2695575" cy="4808471"/>
+          <wp:inline distT="0" distB="0" distL="0" distR="0" wp14:anchorId="455FCDD3" wp14:editId="4CDCA6B2">
+            <wp:extent cx="5400040" cy="271145"/>
             <wp:effectExtent l="0" t="0" r="0" b="0"/>
-            <wp:docPr id="23" name="Imagen 23"/>
+            <wp:docPr id="1511851300" name="Imagen 1"/>
             <wp:cNvGraphicFramePr>
               <a:graphicFrameLocks xmlns:a="http://schemas.openxmlformats.org/drawingml/2006/main" noChangeAspect="1"/>
             </wp:cNvGraphicFramePr>
@@ -3705,7 +4291,7 @@
               <a:graphicData uri="http://schemas.openxmlformats.org/drawingml/2006/picture">
                 <pic:pic xmlns:pic="http://schemas.openxmlformats.org/drawingml/2006/picture">
                   <pic:nvPicPr>
-                    <pic:cNvPr id="1" name=""/>
+                    <pic:cNvPr id="1511851300" name=""/>
                     <pic:cNvPicPr/>
                   </pic:nvPicPr>
                   <pic:blipFill>
@@ -3717,7 +4303,7 @@
                   <pic:spPr>
                     <a:xfrm>
                       <a:off x="0" y="0"/>
-                      <a:ext cx="2698686" cy="4814020"/>
+                      <a:ext cx="5400040" cy="271145"/>
                     </a:xfrm>
                     <a:prstGeom prst="rect">
                       <a:avLst/>
@@ -3730,16 +4316,25 @@
         </w:drawing>
       </w:r>
     </w:p>
-    <w:p>
-      <w:r>
-        <w:rPr>
-          <w:noProof/>
-        </w:rPr>
+    <w:p/>
+    <w:p/>
+    <w:p>
+      <w:pPr>
+        <w:pStyle w:val="Ttulo2"/>
+      </w:pPr>
+      <w:bookmarkStart w:id="12" w:name="_Toc220010422"/>
+      <w:r>
+        <w:t>Modificar indicador</w:t>
+      </w:r>
+      <w:bookmarkEnd w:id="12"/>
+    </w:p>
+    <w:p>
+      <w:r>
         <w:drawing>
-          <wp:inline distT="0" distB="0" distL="0" distR="0" wp14:anchorId="4F488E7F" wp14:editId="2D8F8F0E">
-            <wp:extent cx="4486901" cy="1571844"/>
-            <wp:effectExtent l="0" t="0" r="9525" b="9525"/>
-            <wp:docPr id="24" name="Imagen 24"/>
+          <wp:inline distT="0" distB="0" distL="0" distR="0" wp14:anchorId="78CB0E7D" wp14:editId="77F680E4">
+            <wp:extent cx="5400040" cy="572770"/>
+            <wp:effectExtent l="0" t="0" r="0" b="0"/>
+            <wp:docPr id="202850893" name="Imagen 1"/>
             <wp:cNvGraphicFramePr>
               <a:graphicFrameLocks xmlns:a="http://schemas.openxmlformats.org/drawingml/2006/main" noChangeAspect="1"/>
             </wp:cNvGraphicFramePr>
@@ -3747,7 +4342,7 @@
               <a:graphicData uri="http://schemas.openxmlformats.org/drawingml/2006/picture">
                 <pic:pic xmlns:pic="http://schemas.openxmlformats.org/drawingml/2006/picture">
                   <pic:nvPicPr>
-                    <pic:cNvPr id="1" name=""/>
+                    <pic:cNvPr id="202850893" name=""/>
                     <pic:cNvPicPr/>
                   </pic:nvPicPr>
                   <pic:blipFill>
@@ -3759,7 +4354,7 @@
                   <pic:spPr>
                     <a:xfrm>
                       <a:off x="0" y="0"/>
-                      <a:ext cx="4486901" cy="1571844"/>
+                      <a:ext cx="5400040" cy="572770"/>
                     </a:xfrm>
                     <a:prstGeom prst="rect">
                       <a:avLst/>
@@ -3774,14 +4369,11 @@
     </w:p>
     <w:p>
       <w:r>
-        <w:rPr>
-          <w:noProof/>
-        </w:rPr>
         <w:drawing>
-          <wp:inline distT="0" distB="0" distL="0" distR="0" wp14:anchorId="7F5B72A8" wp14:editId="31D5F85B">
-            <wp:extent cx="5400040" cy="205740"/>
-            <wp:effectExtent l="0" t="0" r="0" b="3810"/>
-            <wp:docPr id="26" name="Imagen 26"/>
+          <wp:inline distT="0" distB="0" distL="0" distR="0" wp14:anchorId="326BADFA" wp14:editId="076BD70B">
+            <wp:extent cx="2881716" cy="3193473"/>
+            <wp:effectExtent l="0" t="0" r="0" b="6985"/>
+            <wp:docPr id="2132942402" name="Imagen 1" descr="Interfaz de usuario gráfica, Aplicación&#10;&#10;El contenido generado por IA puede ser incorrecto."/>
             <wp:cNvGraphicFramePr>
               <a:graphicFrameLocks xmlns:a="http://schemas.openxmlformats.org/drawingml/2006/main" noChangeAspect="1"/>
             </wp:cNvGraphicFramePr>
@@ -3789,7 +4381,7 @@
               <a:graphicData uri="http://schemas.openxmlformats.org/drawingml/2006/picture">
                 <pic:pic xmlns:pic="http://schemas.openxmlformats.org/drawingml/2006/picture">
                   <pic:nvPicPr>
-                    <pic:cNvPr id="1" name=""/>
+                    <pic:cNvPr id="2132942402" name="Imagen 1" descr="Interfaz de usuario gráfica, Aplicación&#10;&#10;El contenido generado por IA puede ser incorrecto."/>
                     <pic:cNvPicPr/>
                   </pic:nvPicPr>
                   <pic:blipFill>
@@ -3801,7 +4393,7 @@
                   <pic:spPr>
                     <a:xfrm>
                       <a:off x="0" y="0"/>
-                      <a:ext cx="5400040" cy="205740"/>
+                      <a:ext cx="2888156" cy="3200610"/>
                     </a:xfrm>
                     <a:prstGeom prst="rect">
                       <a:avLst/>
@@ -3814,31 +4406,14 @@
         </w:drawing>
       </w:r>
     </w:p>
-    <w:p/>
-    <w:p/>
-    <w:p/>
-    <w:p/>
-    <w:p>
-      <w:pPr>
-        <w:pStyle w:val="Ttulo2"/>
-      </w:pPr>
-      <w:bookmarkStart w:id="13" w:name="_Toc220001013"/>
+    <w:p>
       <w:r>
         <w:lastRenderedPageBreak/>
-        <w:t>Eliminar indicador</w:t>
-      </w:r>
-      <w:bookmarkEnd w:id="13"/>
-    </w:p>
-    <w:p>
-      <w:r>
-        <w:rPr>
-          <w:noProof/>
-        </w:rPr>
         <w:drawing>
-          <wp:inline distT="0" distB="0" distL="0" distR="0" wp14:anchorId="66E3CCBD" wp14:editId="28313188">
-            <wp:extent cx="5400040" cy="203200"/>
-            <wp:effectExtent l="0" t="0" r="0" b="6350"/>
-            <wp:docPr id="28" name="Imagen 28"/>
+          <wp:inline distT="0" distB="0" distL="0" distR="0" wp14:anchorId="3FB29944" wp14:editId="77B80336">
+            <wp:extent cx="3775363" cy="3176473"/>
+            <wp:effectExtent l="0" t="0" r="0" b="5080"/>
+            <wp:docPr id="519569209" name="Imagen 1" descr="Interfaz de usuario gráfica, Aplicación, Sitio web&#10;&#10;El contenido generado por IA puede ser incorrecto."/>
             <wp:cNvGraphicFramePr>
               <a:graphicFrameLocks xmlns:a="http://schemas.openxmlformats.org/drawingml/2006/main" noChangeAspect="1"/>
             </wp:cNvGraphicFramePr>
@@ -3846,7 +4421,7 @@
               <a:graphicData uri="http://schemas.openxmlformats.org/drawingml/2006/picture">
                 <pic:pic xmlns:pic="http://schemas.openxmlformats.org/drawingml/2006/picture">
                   <pic:nvPicPr>
-                    <pic:cNvPr id="1" name=""/>
+                    <pic:cNvPr id="519569209" name="Imagen 1" descr="Interfaz de usuario gráfica, Aplicación, Sitio web&#10;&#10;El contenido generado por IA puede ser incorrecto."/>
                     <pic:cNvPicPr/>
                   </pic:nvPicPr>
                   <pic:blipFill>
@@ -3858,7 +4433,7 @@
                   <pic:spPr>
                     <a:xfrm>
                       <a:off x="0" y="0"/>
-                      <a:ext cx="5400040" cy="203200"/>
+                      <a:ext cx="3782612" cy="3182572"/>
                     </a:xfrm>
                     <a:prstGeom prst="rect">
                       <a:avLst/>
@@ -3873,14 +4448,11 @@
     </w:p>
     <w:p>
       <w:r>
-        <w:rPr>
-          <w:noProof/>
-        </w:rPr>
         <w:drawing>
-          <wp:inline distT="0" distB="0" distL="0" distR="0" wp14:anchorId="5B397E8C" wp14:editId="47B8ACE8">
-            <wp:extent cx="4210638" cy="1324160"/>
-            <wp:effectExtent l="0" t="0" r="0" b="9525"/>
-            <wp:docPr id="27" name="Imagen 27"/>
+          <wp:inline distT="0" distB="0" distL="0" distR="0" wp14:anchorId="5A67C3DC" wp14:editId="14BB1F59">
+            <wp:extent cx="5400040" cy="1581785"/>
+            <wp:effectExtent l="0" t="0" r="0" b="0"/>
+            <wp:docPr id="1176906481" name="Imagen 1" descr="Interfaz de usuario gráfica, Texto, Aplicación&#10;&#10;El contenido generado por IA puede ser incorrecto."/>
             <wp:cNvGraphicFramePr>
               <a:graphicFrameLocks xmlns:a="http://schemas.openxmlformats.org/drawingml/2006/main" noChangeAspect="1"/>
             </wp:cNvGraphicFramePr>
@@ -3888,7 +4460,7 @@
               <a:graphicData uri="http://schemas.openxmlformats.org/drawingml/2006/picture">
                 <pic:pic xmlns:pic="http://schemas.openxmlformats.org/drawingml/2006/picture">
                   <pic:nvPicPr>
-                    <pic:cNvPr id="1" name=""/>
+                    <pic:cNvPr id="1176906481" name="Imagen 1" descr="Interfaz de usuario gráfica, Texto, Aplicación&#10;&#10;El contenido generado por IA puede ser incorrecto."/>
                     <pic:cNvPicPr/>
                   </pic:nvPicPr>
                   <pic:blipFill>
@@ -3900,7 +4472,7 @@
                   <pic:spPr>
                     <a:xfrm>
                       <a:off x="0" y="0"/>
-                      <a:ext cx="4210638" cy="1324160"/>
+                      <a:ext cx="5400040" cy="1581785"/>
                     </a:xfrm>
                     <a:prstGeom prst="rect">
                       <a:avLst/>
@@ -3914,20 +4486,12 @@
       </w:r>
     </w:p>
     <w:p>
-      <w:pPr>
-        <w:rPr>
-          <w:noProof/>
-        </w:rPr>
-      </w:pPr>
-      <w:r>
-        <w:rPr>
-          <w:noProof/>
-        </w:rPr>
+      <w:r>
         <w:drawing>
-          <wp:inline distT="0" distB="0" distL="0" distR="0" wp14:anchorId="0DEC1283" wp14:editId="348EE6B6">
-            <wp:extent cx="4172532" cy="1438476"/>
-            <wp:effectExtent l="0" t="0" r="0" b="9525"/>
-            <wp:docPr id="29" name="Imagen 29"/>
+          <wp:inline distT="0" distB="0" distL="0" distR="0" wp14:anchorId="2B8FBA81" wp14:editId="4F239BFB">
+            <wp:extent cx="5400040" cy="594360"/>
+            <wp:effectExtent l="0" t="0" r="0" b="0"/>
+            <wp:docPr id="374661400" name="Imagen 1"/>
             <wp:cNvGraphicFramePr>
               <a:graphicFrameLocks xmlns:a="http://schemas.openxmlformats.org/drawingml/2006/main" noChangeAspect="1"/>
             </wp:cNvGraphicFramePr>
@@ -3935,7 +4499,7 @@
               <a:graphicData uri="http://schemas.openxmlformats.org/drawingml/2006/picture">
                 <pic:pic xmlns:pic="http://schemas.openxmlformats.org/drawingml/2006/picture">
                   <pic:nvPicPr>
-                    <pic:cNvPr id="1" name=""/>
+                    <pic:cNvPr id="374661400" name=""/>
                     <pic:cNvPicPr/>
                   </pic:nvPicPr>
                   <pic:blipFill>
@@ -3947,7 +4511,7 @@
                   <pic:spPr>
                     <a:xfrm>
                       <a:off x="0" y="0"/>
-                      <a:ext cx="4172532" cy="1438476"/>
+                      <a:ext cx="5400040" cy="594360"/>
                     </a:xfrm>
                     <a:prstGeom prst="rect">
                       <a:avLst/>
@@ -3959,21 +4523,37 @@
           </wp:inline>
         </w:drawing>
       </w:r>
+    </w:p>
+    <w:p/>
+    <w:p/>
+    <w:p/>
+    <w:p/>
+    <w:p/>
+    <w:p/>
+    <w:p/>
+    <w:p/>
+    <w:p/>
+    <w:p>
+      <w:pPr>
+        <w:pStyle w:val="Ttulo2"/>
+      </w:pPr>
+      <w:bookmarkStart w:id="13" w:name="_Toc220010423"/>
+      <w:r>
+        <w:lastRenderedPageBreak/>
+        <w:t>Eliminar indicador</w:t>
+      </w:r>
+      <w:bookmarkEnd w:id="13"/>
+    </w:p>
+    <w:p>
       <w:r>
         <w:rPr>
           <w:noProof/>
         </w:rPr>
-        <w:t xml:space="preserve"> </w:t>
-      </w:r>
-      <w:r>
-        <w:rPr>
-          <w:noProof/>
-        </w:rPr>
         <w:drawing>
-          <wp:inline distT="0" distB="0" distL="0" distR="0" wp14:anchorId="08EDA559" wp14:editId="00DD4585">
-            <wp:extent cx="5400040" cy="640715"/>
-            <wp:effectExtent l="0" t="0" r="0" b="6985"/>
-            <wp:docPr id="30" name="Imagen 30"/>
+          <wp:inline distT="0" distB="0" distL="0" distR="0" wp14:anchorId="66E3CCBD" wp14:editId="28313188">
+            <wp:extent cx="5400040" cy="203200"/>
+            <wp:effectExtent l="0" t="0" r="0" b="6350"/>
+            <wp:docPr id="28" name="Imagen 28"/>
             <wp:cNvGraphicFramePr>
               <a:graphicFrameLocks xmlns:a="http://schemas.openxmlformats.org/drawingml/2006/main" noChangeAspect="1"/>
             </wp:cNvGraphicFramePr>
@@ -3993,7 +4573,7 @@
                   <pic:spPr>
                     <a:xfrm>
                       <a:off x="0" y="0"/>
-                      <a:ext cx="5400040" cy="640715"/>
+                      <a:ext cx="5400040" cy="203200"/>
                     </a:xfrm>
                     <a:prstGeom prst="rect">
                       <a:avLst/>
@@ -4011,29 +4591,11 @@
         <w:rPr>
           <w:noProof/>
         </w:rPr>
-        <w:t>El indicador se ha eliminado correctamente</w:t>
-      </w:r>
-    </w:p>
-    <w:p>
-      <w:pPr>
-        <w:pStyle w:val="Ttulo2"/>
-      </w:pPr>
-      <w:bookmarkStart w:id="14" w:name="_Toc220001014"/>
-      <w:r>
-        <w:t>Informe del indicador</w:t>
-      </w:r>
-      <w:bookmarkEnd w:id="14"/>
-    </w:p>
-    <w:p>
-      <w:r>
-        <w:rPr>
-          <w:noProof/>
-        </w:rPr>
         <w:drawing>
-          <wp:inline distT="0" distB="0" distL="0" distR="0" wp14:anchorId="7B8EDCCC" wp14:editId="2594FE4F">
-            <wp:extent cx="5400040" cy="367665"/>
-            <wp:effectExtent l="0" t="0" r="0" b="0"/>
-            <wp:docPr id="31" name="Imagen 31"/>
+          <wp:inline distT="0" distB="0" distL="0" distR="0" wp14:anchorId="5B397E8C" wp14:editId="47B8ACE8">
+            <wp:extent cx="4210638" cy="1324160"/>
+            <wp:effectExtent l="0" t="0" r="0" b="9525"/>
+            <wp:docPr id="27" name="Imagen 27"/>
             <wp:cNvGraphicFramePr>
               <a:graphicFrameLocks xmlns:a="http://schemas.openxmlformats.org/drawingml/2006/main" noChangeAspect="1"/>
             </wp:cNvGraphicFramePr>
@@ -4053,7 +4615,7 @@
                   <pic:spPr>
                     <a:xfrm>
                       <a:off x="0" y="0"/>
-                      <a:ext cx="5400040" cy="367665"/>
+                      <a:ext cx="4210638" cy="1324160"/>
                     </a:xfrm>
                     <a:prstGeom prst="rect">
                       <a:avLst/>
@@ -4067,15 +4629,20 @@
       </w:r>
     </w:p>
     <w:p>
-      <w:r>
+      <w:pPr>
         <w:rPr>
           <w:noProof/>
         </w:rPr>
+      </w:pPr>
+      <w:r>
+        <w:rPr>
+          <w:noProof/>
+        </w:rPr>
         <w:drawing>
-          <wp:inline distT="0" distB="0" distL="0" distR="0" wp14:anchorId="1E3C2212" wp14:editId="0301DE48">
-            <wp:extent cx="5400040" cy="1986915"/>
-            <wp:effectExtent l="0" t="0" r="0" b="0"/>
-            <wp:docPr id="32" name="Imagen 32"/>
+          <wp:inline distT="0" distB="0" distL="0" distR="0" wp14:anchorId="0DEC1283" wp14:editId="348EE6B6">
+            <wp:extent cx="4172532" cy="1438476"/>
+            <wp:effectExtent l="0" t="0" r="0" b="9525"/>
+            <wp:docPr id="29" name="Imagen 29"/>
             <wp:cNvGraphicFramePr>
               <a:graphicFrameLocks xmlns:a="http://schemas.openxmlformats.org/drawingml/2006/main" noChangeAspect="1"/>
             </wp:cNvGraphicFramePr>
@@ -4095,7 +4662,7 @@
                   <pic:spPr>
                     <a:xfrm>
                       <a:off x="0" y="0"/>
-                      <a:ext cx="5400040" cy="1986915"/>
+                      <a:ext cx="4172532" cy="1438476"/>
                     </a:xfrm>
                     <a:prstGeom prst="rect">
                       <a:avLst/>
@@ -4107,10 +4674,187 @@
           </wp:inline>
         </w:drawing>
       </w:r>
-    </w:p>
-    <w:p/>
+      <w:r>
+        <w:rPr>
+          <w:noProof/>
+        </w:rPr>
+        <w:t xml:space="preserve"> </w:t>
+      </w:r>
+      <w:r>
+        <w:rPr>
+          <w:noProof/>
+        </w:rPr>
+        <w:drawing>
+          <wp:inline distT="0" distB="0" distL="0" distR="0" wp14:anchorId="08EDA559" wp14:editId="136B275B">
+            <wp:extent cx="5400040" cy="505691"/>
+            <wp:effectExtent l="0" t="0" r="0" b="8890"/>
+            <wp:docPr id="30" name="Imagen 30"/>
+            <wp:cNvGraphicFramePr>
+              <a:graphicFrameLocks xmlns:a="http://schemas.openxmlformats.org/drawingml/2006/main" noChangeAspect="1"/>
+            </wp:cNvGraphicFramePr>
+            <a:graphic xmlns:a="http://schemas.openxmlformats.org/drawingml/2006/main">
+              <a:graphicData uri="http://schemas.openxmlformats.org/drawingml/2006/picture">
+                <pic:pic xmlns:pic="http://schemas.openxmlformats.org/drawingml/2006/picture">
+                  <pic:nvPicPr>
+                    <pic:cNvPr id="1" name=""/>
+                    <pic:cNvPicPr/>
+                  </pic:nvPicPr>
+                  <pic:blipFill rotWithShape="1">
+                    <a:blip r:embed="rId39"/>
+                    <a:srcRect b="21074"/>
+                    <a:stretch>
+                      <a:fillRect/>
+                    </a:stretch>
+                  </pic:blipFill>
+                  <pic:spPr bwMode="auto">
+                    <a:xfrm>
+                      <a:off x="0" y="0"/>
+                      <a:ext cx="5400040" cy="505691"/>
+                    </a:xfrm>
+                    <a:prstGeom prst="rect">
+                      <a:avLst/>
+                    </a:prstGeom>
+                    <a:ln>
+                      <a:noFill/>
+                    </a:ln>
+                    <a:extLst>
+                      <a:ext uri="{53640926-AAD7-44D8-BBD7-CCE9431645EC}">
+                        <a14:shadowObscured xmlns:a14="http://schemas.microsoft.com/office/drawing/2010/main"/>
+                      </a:ext>
+                    </a:extLst>
+                  </pic:spPr>
+                </pic:pic>
+              </a:graphicData>
+            </a:graphic>
+          </wp:inline>
+        </w:drawing>
+      </w:r>
+    </w:p>
+    <w:p>
+      <w:r>
+        <w:rPr>
+          <w:noProof/>
+        </w:rPr>
+        <w:t>El indicador se ha eliminado correctamente</w:t>
+      </w:r>
+    </w:p>
+    <w:p>
+      <w:pPr>
+        <w:pStyle w:val="Ttulo2"/>
+      </w:pPr>
+      <w:bookmarkStart w:id="14" w:name="_Toc220010424"/>
+      <w:r>
+        <w:t>Informe del indicador</w:t>
+      </w:r>
+      <w:bookmarkEnd w:id="14"/>
+    </w:p>
+    <w:p>
+      <w:r>
+        <w:drawing>
+          <wp:inline distT="0" distB="0" distL="0" distR="0" wp14:anchorId="79903652" wp14:editId="285A4CD8">
+            <wp:extent cx="5400040" cy="340995"/>
+            <wp:effectExtent l="0" t="0" r="0" b="1905"/>
+            <wp:docPr id="739777349" name="Imagen 1"/>
+            <wp:cNvGraphicFramePr>
+              <a:graphicFrameLocks xmlns:a="http://schemas.openxmlformats.org/drawingml/2006/main" noChangeAspect="1"/>
+            </wp:cNvGraphicFramePr>
+            <a:graphic xmlns:a="http://schemas.openxmlformats.org/drawingml/2006/main">
+              <a:graphicData uri="http://schemas.openxmlformats.org/drawingml/2006/picture">
+                <pic:pic xmlns:pic="http://schemas.openxmlformats.org/drawingml/2006/picture">
+                  <pic:nvPicPr>
+                    <pic:cNvPr id="739777349" name=""/>
+                    <pic:cNvPicPr/>
+                  </pic:nvPicPr>
+                  <pic:blipFill>
+                    <a:blip r:embed="rId40"/>
+                    <a:stretch>
+                      <a:fillRect/>
+                    </a:stretch>
+                  </pic:blipFill>
+                  <pic:spPr>
+                    <a:xfrm>
+                      <a:off x="0" y="0"/>
+                      <a:ext cx="5400040" cy="340995"/>
+                    </a:xfrm>
+                    <a:prstGeom prst="rect">
+                      <a:avLst/>
+                    </a:prstGeom>
+                  </pic:spPr>
+                </pic:pic>
+              </a:graphicData>
+            </a:graphic>
+          </wp:inline>
+        </w:drawing>
+      </w:r>
+    </w:p>
+    <w:p>
+      <w:r>
+        <w:drawing>
+          <wp:inline distT="0" distB="0" distL="0" distR="0" wp14:anchorId="252E8B92" wp14:editId="6D034A6F">
+            <wp:extent cx="5400040" cy="2218690"/>
+            <wp:effectExtent l="0" t="0" r="0" b="0"/>
+            <wp:docPr id="529547030" name="Imagen 1" descr="Interfaz de usuario gráfica, Texto, Aplicación, Sitio web&#10;&#10;El contenido generado por IA puede ser incorrecto."/>
+            <wp:cNvGraphicFramePr>
+              <a:graphicFrameLocks xmlns:a="http://schemas.openxmlformats.org/drawingml/2006/main" noChangeAspect="1"/>
+            </wp:cNvGraphicFramePr>
+            <a:graphic xmlns:a="http://schemas.openxmlformats.org/drawingml/2006/main">
+              <a:graphicData uri="http://schemas.openxmlformats.org/drawingml/2006/picture">
+                <pic:pic xmlns:pic="http://schemas.openxmlformats.org/drawingml/2006/picture">
+                  <pic:nvPicPr>
+                    <pic:cNvPr id="529547030" name="Imagen 1" descr="Interfaz de usuario gráfica, Texto, Aplicación, Sitio web&#10;&#10;El contenido generado por IA puede ser incorrecto."/>
+                    <pic:cNvPicPr/>
+                  </pic:nvPicPr>
+                  <pic:blipFill>
+                    <a:blip r:embed="rId41"/>
+                    <a:stretch>
+                      <a:fillRect/>
+                    </a:stretch>
+                  </pic:blipFill>
+                  <pic:spPr>
+                    <a:xfrm>
+                      <a:off x="0" y="0"/>
+                      <a:ext cx="5400040" cy="2218690"/>
+                    </a:xfrm>
+                    <a:prstGeom prst="rect">
+                      <a:avLst/>
+                    </a:prstGeom>
+                  </pic:spPr>
+                </pic:pic>
+              </a:graphicData>
+            </a:graphic>
+          </wp:inline>
+        </w:drawing>
+      </w:r>
+    </w:p>
+    <w:p>
+      <w:r>
+        <w:br w:type="page"/>
+      </w:r>
+    </w:p>
+    <w:p>
+      <w:pPr>
+        <w:pStyle w:val="Ttulo1"/>
+      </w:pPr>
+      <w:r>
+        <w:lastRenderedPageBreak/>
+        <w:t>GitHub</w:t>
+      </w:r>
+    </w:p>
+    <w:p>
+      <w:hyperlink r:id="rId42" w:history="1">
+        <w:r>
+          <w:rPr>
+            <w:rStyle w:val="Hipervnculo"/>
+          </w:rPr>
+          <w:t>https://github.com/PabloMartinTomasi/Desarrollo-de-interfaces/tree/Trimestre2/digSos</w:t>
+        </w:r>
+      </w:hyperlink>
+      <w:r>
+        <w:t xml:space="preserve"> </w:t>
+      </w:r>
+    </w:p>
     <w:sectPr>
-      <w:footerReference w:type="default" r:id="rId39"/>
+      <w:footerReference w:type="default" r:id="rId43"/>
       <w:pgSz w:w="11906" w:h="16838"/>
       <w:pgMar w:top="1417" w:right="1701" w:bottom="1417" w:left="1701" w:header="708" w:footer="708" w:gutter="0"/>
       <w:pgNumType w:start="0"/>
